--- a/briefings/线口监测午报-2026-10-18.docx
+++ b/briefings/线口监测午报-2026-10-18.docx
@@ -22,7 +22,7 @@
           <w:color w:val="888888"/>
           <w:sz w:val="18"/>
         </w:rPr>
-        <w:t>监测窗口:近48小时 | 生成时间:2026-10-18 12:39</w:t>
+        <w:t>监测窗口:近48小时 | 生成时间:2026-10-18 13:56</w:t>
       </w:r>
     </w:p>
     <w:p>
@@ -70,6 +70,57 @@
           <w:color w:val="888888"/>
           <w:sz w:val="24"/>
         </w:rPr>
+        <w:t>亚马逊云科技 CFO 称 AI 基建的繁荣可持续，AI 服务器投资回报周期不到三年</w:t>
+      </w:r>
+    </w:p>
+    <w:p>
+      <w:r>
+        <w:rPr>
+          <w:rFonts w:ascii="Times New Roman" w:hAnsi="Times New Roman" w:eastAsia="宋体"/>
+          <w:color w:val="888888"/>
+          <w:sz w:val="18"/>
+        </w:rPr>
+        <w:t>来源:IT之家 | 时间:10-18 13:38</w:t>
+      </w:r>
+    </w:p>
+    <w:p>
+      <w:r>
+        <w:rPr>
+          <w:rFonts w:ascii="Times New Roman" w:hAnsi="Times New Roman" w:eastAsia="宋体"/>
+          <w:sz w:val="18"/>
+        </w:rPr>
+        <w:t>链接:</w:t>
+      </w:r>
+      <w:hyperlink r:id="rId9">
+        <w:r>
+          <w:rPr>
+            <w:color w:val="0563C1"/>
+            <w:u w:val="single"/>
+          </w:rPr>
+          <w:t>亚马逊云科技 CFO 称 AI 基建的繁荣可持续，AI 服务器投资回报周期不到三年</w:t>
+        </w:r>
+      </w:hyperlink>
+    </w:p>
+    <w:p>
+      <w:pPr>
+        <w:pStyle w:val="Heading3"/>
+      </w:pPr>
+      <w:r>
+        <w:rPr>
+          <w:rFonts w:ascii="Times New Roman" w:hAnsi="Times New Roman" w:eastAsia="黑体"/>
+          <w:b w:val="0"/>
+          <w:color w:val="888888"/>
+          <w:sz w:val="24"/>
+        </w:rPr>
+        <w:t>【C级·参考】</w:t>
+      </w:r>
+      <w:r>
+        <w:rPr>
+          <w:rFonts w:ascii="Times New Roman" w:hAnsi="Times New Roman" w:eastAsia="黑体"/>
+          <w:b w:val="0"/>
+          <w:color w:val="888888"/>
+          <w:sz w:val="24"/>
+        </w:rPr>
         <w:t>Anthropic 联合创始人：到 2030 年 AI 有望推动美国 GDP 增长近 50%</w:t>
       </w:r>
     </w:p>
@@ -91,7 +142,7 @@
         </w:rPr>
         <w:t>链接:</w:t>
       </w:r>
-      <w:hyperlink r:id="rId9">
+      <w:hyperlink r:id="rId10">
         <w:r>
           <w:rPr>
             <w:color w:val="0563C1"/>
@@ -142,7 +193,7 @@
         </w:rPr>
         <w:t>链接:</w:t>
       </w:r>
-      <w:hyperlink r:id="rId10">
+      <w:hyperlink r:id="rId11">
         <w:r>
           <w:rPr>
             <w:color w:val="0563C1"/>
@@ -193,7 +244,7 @@
         </w:rPr>
         <w:t>链接:</w:t>
       </w:r>
-      <w:hyperlink r:id="rId11">
+      <w:hyperlink r:id="rId12">
         <w:r>
           <w:rPr>
             <w:color w:val="0563C1"/>
@@ -244,7 +295,7 @@
         </w:rPr>
         <w:t>链接:</w:t>
       </w:r>
-      <w:hyperlink r:id="rId12">
+      <w:hyperlink r:id="rId13">
         <w:r>
           <w:rPr>
             <w:color w:val="0563C1"/>
@@ -295,7 +346,7 @@
         </w:rPr>
         <w:t>链接:</w:t>
       </w:r>
-      <w:hyperlink r:id="rId13">
+      <w:hyperlink r:id="rId14">
         <w:r>
           <w:rPr>
             <w:color w:val="0563C1"/>
@@ -346,7 +397,7 @@
         </w:rPr>
         <w:t>链接:</w:t>
       </w:r>
-      <w:hyperlink r:id="rId14">
+      <w:hyperlink r:id="rId15">
         <w:r>
           <w:rPr>
             <w:color w:val="0563C1"/>
@@ -397,7 +448,7 @@
         </w:rPr>
         <w:t>链接:</w:t>
       </w:r>
-      <w:hyperlink r:id="rId15">
+      <w:hyperlink r:id="rId16">
         <w:r>
           <w:rPr>
             <w:color w:val="0563C1"/>
@@ -448,7 +499,7 @@
         </w:rPr>
         <w:t>链接:</w:t>
       </w:r>
-      <w:hyperlink r:id="rId16">
+      <w:hyperlink r:id="rId17">
         <w:r>
           <w:rPr>
             <w:color w:val="0563C1"/>
@@ -499,7 +550,7 @@
         </w:rPr>
         <w:t>链接:</w:t>
       </w:r>
-      <w:hyperlink r:id="rId17">
+      <w:hyperlink r:id="rId18">
         <w:r>
           <w:rPr>
             <w:color w:val="0563C1"/>
@@ -550,7 +601,7 @@
         </w:rPr>
         <w:t>链接:</w:t>
       </w:r>
-      <w:hyperlink r:id="rId18">
+      <w:hyperlink r:id="rId19">
         <w:r>
           <w:rPr>
             <w:color w:val="0563C1"/>
@@ -601,7 +652,7 @@
         </w:rPr>
         <w:t>链接:</w:t>
       </w:r>
-      <w:hyperlink r:id="rId19">
+      <w:hyperlink r:id="rId20">
         <w:r>
           <w:rPr>
             <w:color w:val="0563C1"/>
@@ -652,7 +703,7 @@
         </w:rPr>
         <w:t>链接:</w:t>
       </w:r>
-      <w:hyperlink r:id="rId20">
+      <w:hyperlink r:id="rId21">
         <w:r>
           <w:rPr>
             <w:color w:val="0563C1"/>
@@ -703,7 +754,7 @@
         </w:rPr>
         <w:t>链接:</w:t>
       </w:r>
-      <w:hyperlink r:id="rId21">
+      <w:hyperlink r:id="rId22">
         <w:r>
           <w:rPr>
             <w:color w:val="0563C1"/>
@@ -754,7 +805,7 @@
         </w:rPr>
         <w:t>链接:</w:t>
       </w:r>
-      <w:hyperlink r:id="rId22">
+      <w:hyperlink r:id="rId23">
         <w:r>
           <w:rPr>
             <w:color w:val="0563C1"/>
@@ -805,7 +856,7 @@
         </w:rPr>
         <w:t>链接:</w:t>
       </w:r>
-      <w:hyperlink r:id="rId23">
+      <w:hyperlink r:id="rId24">
         <w:r>
           <w:rPr>
             <w:color w:val="0563C1"/>
@@ -856,13 +907,64 @@
         </w:rPr>
         <w:t>链接:</w:t>
       </w:r>
-      <w:hyperlink r:id="rId24">
+      <w:hyperlink r:id="rId25">
         <w:r>
           <w:rPr>
             <w:color w:val="0563C1"/>
             <w:u w:val="single"/>
           </w:rPr>
           <w:t>布局物理 AI：美光研发边缘推理内存 EIM，降低数据处理延迟并提高带宽</w:t>
+        </w:r>
+      </w:hyperlink>
+    </w:p>
+    <w:p>
+      <w:pPr>
+        <w:pStyle w:val="Heading3"/>
+      </w:pPr>
+      <w:r>
+        <w:rPr>
+          <w:rFonts w:ascii="Times New Roman" w:hAnsi="Times New Roman" w:eastAsia="黑体"/>
+          <w:b w:val="0"/>
+          <w:color w:val="888888"/>
+          <w:sz w:val="24"/>
+        </w:rPr>
+        <w:t>【C级·参考】</w:t>
+      </w:r>
+      <w:r>
+        <w:rPr>
+          <w:rFonts w:ascii="Times New Roman" w:hAnsi="Times New Roman" w:eastAsia="黑体"/>
+          <w:b w:val="0"/>
+          <w:color w:val="888888"/>
+          <w:sz w:val="24"/>
+        </w:rPr>
+        <w:t>千问华南首店落地白鹅潭 多场景体验引发打卡热潮 瞄准全龄刚需 AI眼镜加速走进日常</w:t>
+      </w:r>
+    </w:p>
+    <w:p>
+      <w:r>
+        <w:rPr>
+          <w:rFonts w:ascii="Times New Roman" w:hAnsi="Times New Roman" w:eastAsia="宋体"/>
+          <w:color w:val="888888"/>
+          <w:sz w:val="18"/>
+        </w:rPr>
+        <w:t>来源:Bing新闻 | 时间:10-18 01:00</w:t>
+      </w:r>
+    </w:p>
+    <w:p>
+      <w:r>
+        <w:rPr>
+          <w:rFonts w:ascii="Times New Roman" w:hAnsi="Times New Roman" w:eastAsia="宋体"/>
+          <w:sz w:val="18"/>
+        </w:rPr>
+        <w:t>链接:</w:t>
+      </w:r>
+      <w:hyperlink r:id="rId26">
+        <w:r>
+          <w:rPr>
+            <w:color w:val="0563C1"/>
+            <w:u w:val="single"/>
+          </w:rPr>
+          <w:t>千问华南首店落地白鹅潭 多场景体验引发打卡热潮 瞄准全龄刚需 AI眼镜加速走进日常</w:t>
         </w:r>
       </w:hyperlink>
     </w:p>
@@ -907,7 +1009,7 @@
         </w:rPr>
         <w:t>链接:</w:t>
       </w:r>
-      <w:hyperlink r:id="rId25">
+      <w:hyperlink r:id="rId27">
         <w:r>
           <w:rPr>
             <w:color w:val="0563C1"/>
@@ -958,7 +1060,7 @@
         </w:rPr>
         <w:t>链接:</w:t>
       </w:r>
-      <w:hyperlink r:id="rId26">
+      <w:hyperlink r:id="rId28">
         <w:r>
           <w:rPr>
             <w:color w:val="0563C1"/>
@@ -1009,7 +1111,7 @@
         </w:rPr>
         <w:t>链接:</w:t>
       </w:r>
-      <w:hyperlink r:id="rId27">
+      <w:hyperlink r:id="rId29">
         <w:r>
           <w:rPr>
             <w:color w:val="0563C1"/>
@@ -1060,64 +1162,13 @@
         </w:rPr>
         <w:t>链接:</w:t>
       </w:r>
-      <w:hyperlink r:id="rId28">
+      <w:hyperlink r:id="rId30">
         <w:r>
           <w:rPr>
             <w:color w:val="0563C1"/>
             <w:u w:val="single"/>
           </w:rPr>
           <w:t>乐奇Rokid联手腾讯！AI眼镜原生打车服务来了，一句话就能叫车</w:t>
-        </w:r>
-      </w:hyperlink>
-    </w:p>
-    <w:p>
-      <w:pPr>
-        <w:pStyle w:val="Heading3"/>
-      </w:pPr>
-      <w:r>
-        <w:rPr>
-          <w:rFonts w:ascii="Times New Roman" w:hAnsi="Times New Roman" w:eastAsia="黑体"/>
-          <w:b w:val="0"/>
-          <w:color w:val="888888"/>
-          <w:sz w:val="24"/>
-        </w:rPr>
-        <w:t>【C级·参考】</w:t>
-      </w:r>
-      <w:r>
-        <w:rPr>
-          <w:rFonts w:ascii="Times New Roman" w:hAnsi="Times New Roman" w:eastAsia="黑体"/>
-          <w:b w:val="0"/>
-          <w:color w:val="888888"/>
-          <w:sz w:val="24"/>
-        </w:rPr>
-        <w:t>乐奇、腾讯上线首个AI眼镜原生打车：无需动手 一句话就能打车</w:t>
-      </w:r>
-    </w:p>
-    <w:p>
-      <w:r>
-        <w:rPr>
-          <w:rFonts w:ascii="Times New Roman" w:hAnsi="Times New Roman" w:eastAsia="宋体"/>
-          <w:color w:val="888888"/>
-          <w:sz w:val="18"/>
-        </w:rPr>
-        <w:t>来源:Bing新闻 | 时间:10-16 16:45</w:t>
-      </w:r>
-    </w:p>
-    <w:p>
-      <w:r>
-        <w:rPr>
-          <w:rFonts w:ascii="Times New Roman" w:hAnsi="Times New Roman" w:eastAsia="宋体"/>
-          <w:sz w:val="18"/>
-        </w:rPr>
-        <w:t>链接:</w:t>
-      </w:r>
-      <w:hyperlink r:id="rId29">
-        <w:r>
-          <w:rPr>
-            <w:color w:val="0563C1"/>
-            <w:u w:val="single"/>
-          </w:rPr>
-          <w:t>乐奇、腾讯上线首个AI眼镜原生打车：无需动手 一句话就能打车</w:t>
         </w:r>
       </w:hyperlink>
     </w:p>
@@ -1162,7 +1213,7 @@
         </w:rPr>
         <w:t>链接:</w:t>
       </w:r>
-      <w:hyperlink r:id="rId30">
+      <w:hyperlink r:id="rId31">
         <w:r>
           <w:rPr>
             <w:color w:val="0563C1"/>
@@ -1225,7 +1276,7 @@
         </w:rPr>
         <w:t>链接:</w:t>
       </w:r>
-      <w:hyperlink r:id="rId31">
+      <w:hyperlink r:id="rId32">
         <w:r>
           <w:rPr>
             <w:color w:val="0563C1"/>
@@ -1276,7 +1327,7 @@
         </w:rPr>
         <w:t>链接:</w:t>
       </w:r>
-      <w:hyperlink r:id="rId32">
+      <w:hyperlink r:id="rId33">
         <w:r>
           <w:rPr>
             <w:color w:val="0563C1"/>
@@ -1356,7 +1407,7 @@
         </w:rPr>
         <w:t>链接:</w:t>
       </w:r>
-      <w:hyperlink r:id="rId33">
+      <w:hyperlink r:id="rId34">
         <w:r>
           <w:rPr>
             <w:color w:val="0563C1"/>
@@ -1419,64 +1470,13 @@
         </w:rPr>
         <w:t>链接:</w:t>
       </w:r>
-      <w:hyperlink r:id="rId34">
+      <w:hyperlink r:id="rId35">
         <w:r>
           <w:rPr>
             <w:color w:val="0563C1"/>
             <w:u w:val="single"/>
           </w:rPr>
           <w:t>荣耀 WIN2 手机搭载电竞 WIN 键：3 档可调震动、响应灵敏度，支持游戏内自由映射键位</w:t>
-        </w:r>
-      </w:hyperlink>
-    </w:p>
-    <w:p>
-      <w:pPr>
-        <w:pStyle w:val="Heading3"/>
-      </w:pPr>
-      <w:r>
-        <w:rPr>
-          <w:rFonts w:ascii="Times New Roman" w:hAnsi="Times New Roman" w:eastAsia="黑体"/>
-          <w:b w:val="0"/>
-          <w:color w:val="888888"/>
-          <w:sz w:val="24"/>
-        </w:rPr>
-        <w:t>【C级·参考】</w:t>
-      </w:r>
-      <w:r>
-        <w:rPr>
-          <w:rFonts w:ascii="Times New Roman" w:hAnsi="Times New Roman" w:eastAsia="黑体"/>
-          <w:b w:val="0"/>
-          <w:color w:val="888888"/>
-          <w:sz w:val="24"/>
-        </w:rPr>
-        <w:t>网易《逆水寒：新世界》首个大型资料片【苗疆蛊事】官宣，首次采用双线更新框架</w:t>
-      </w:r>
-    </w:p>
-    <w:p>
-      <w:r>
-        <w:rPr>
-          <w:rFonts w:ascii="Times New Roman" w:hAnsi="Times New Roman" w:eastAsia="宋体"/>
-          <w:color w:val="888888"/>
-          <w:sz w:val="18"/>
-        </w:rPr>
-        <w:t>来源:IT之家 | 时间:10-17 22:43</w:t>
-      </w:r>
-    </w:p>
-    <w:p>
-      <w:r>
-        <w:rPr>
-          <w:rFonts w:ascii="Times New Roman" w:hAnsi="Times New Roman" w:eastAsia="宋体"/>
-          <w:sz w:val="18"/>
-        </w:rPr>
-        <w:t>链接:</w:t>
-      </w:r>
-      <w:hyperlink r:id="rId35">
-        <w:r>
-          <w:rPr>
-            <w:color w:val="0563C1"/>
-            <w:u w:val="single"/>
-          </w:rPr>
-          <w:t>网易《逆水寒：新世界》首个大型资料片【苗疆蛊事】官宣，首次采用双线更新框架</w:t>
         </w:r>
       </w:hyperlink>
     </w:p>

--- a/briefings/线口监测午报-2026-10-18.docx
+++ b/briefings/线口监测午报-2026-10-18.docx
@@ -22,7 +22,7 @@
           <w:color w:val="888888"/>
           <w:sz w:val="18"/>
         </w:rPr>
-        <w:t>监测窗口:近48小时 | 生成时间:2026-10-18 13:56</w:t>
+        <w:t>监测窗口:近48小时 | 生成时间:2026-10-18 20:01</w:t>
       </w:r>
     </w:p>
     <w:p>
@@ -70,7 +70,7 @@
           <w:color w:val="888888"/>
           <w:sz w:val="24"/>
         </w:rPr>
-        <w:t>亚马逊云科技 CFO 称 AI 基建的繁荣可持续，AI 服务器投资回报周期不到三年</w:t>
+        <w:t>DeepSeek API 已支持网页搜索和抓取，单价为每 1000 次成功请求 5 元</w:t>
       </w:r>
     </w:p>
     <w:p>
@@ -80,7 +80,7 @@
           <w:color w:val="888888"/>
           <w:sz w:val="18"/>
         </w:rPr>
-        <w:t>来源:IT之家 | 时间:10-18 13:38</w:t>
+        <w:t>来源:IT之家 | 时间:10-18 19:59</w:t>
       </w:r>
     </w:p>
     <w:p>
@@ -97,7 +97,7 @@
             <w:color w:val="0563C1"/>
             <w:u w:val="single"/>
           </w:rPr>
-          <w:t>亚马逊云科技 CFO 称 AI 基建的繁荣可持续，AI 服务器投资回报周期不到三年</w:t>
+          <w:t>DeepSeek API 已支持网页搜索和抓取，单价为每 1000 次成功请求 5 元</w:t>
         </w:r>
       </w:hyperlink>
     </w:p>
@@ -121,7 +121,7 @@
           <w:color w:val="888888"/>
           <w:sz w:val="24"/>
         </w:rPr>
-        <w:t>Anthropic 联合创始人：到 2030 年 AI 有望推动美国 GDP 增长近 50%</w:t>
+        <w:t>世界银行：小型 AI 有望改变发展中国家</w:t>
       </w:r>
     </w:p>
     <w:p>
@@ -131,7 +131,7 @@
           <w:color w:val="888888"/>
           <w:sz w:val="18"/>
         </w:rPr>
-        <w:t>来源:IT之家 | 时间:10-18 12:27</w:t>
+        <w:t>来源:IT之家 | 时间:10-18 19:10</w:t>
       </w:r>
     </w:p>
     <w:p>
@@ -148,7 +148,313 @@
             <w:color w:val="0563C1"/>
             <w:u w:val="single"/>
           </w:rPr>
-          <w:t>Anthropic 联合创始人：到 2030 年 AI 有望推动美国 GDP 增长近 50%</w:t>
+          <w:t>世界银行：小型 AI 有望改变发展中国家</w:t>
+        </w:r>
+      </w:hyperlink>
+    </w:p>
+    <w:p>
+      <w:pPr>
+        <w:pStyle w:val="Heading3"/>
+      </w:pPr>
+      <w:r>
+        <w:rPr>
+          <w:rFonts w:ascii="Times New Roman" w:hAnsi="Times New Roman" w:eastAsia="黑体"/>
+          <w:b w:val="0"/>
+          <w:color w:val="888888"/>
+          <w:sz w:val="24"/>
+        </w:rPr>
+        <w:t>【C级·参考】</w:t>
+      </w:r>
+      <w:r>
+        <w:rPr>
+          <w:rFonts w:ascii="Times New Roman" w:hAnsi="Times New Roman" w:eastAsia="黑体"/>
+          <w:b w:val="0"/>
+          <w:color w:val="888888"/>
+          <w:sz w:val="24"/>
+        </w:rPr>
+        <w:t>微软取消 AI 相关合作，英国本土数据中心企业 Nscale 遭遇重大挫折</w:t>
+      </w:r>
+    </w:p>
+    <w:p>
+      <w:r>
+        <w:rPr>
+          <w:rFonts w:ascii="Times New Roman" w:hAnsi="Times New Roman" w:eastAsia="宋体"/>
+          <w:color w:val="888888"/>
+          <w:sz w:val="18"/>
+        </w:rPr>
+        <w:t>来源:IT之家 | 时间:10-18 18:42</w:t>
+      </w:r>
+    </w:p>
+    <w:p>
+      <w:r>
+        <w:rPr>
+          <w:rFonts w:ascii="Times New Roman" w:hAnsi="Times New Roman" w:eastAsia="宋体"/>
+          <w:sz w:val="18"/>
+        </w:rPr>
+        <w:t>链接:</w:t>
+      </w:r>
+      <w:hyperlink r:id="rId11">
+        <w:r>
+          <w:rPr>
+            <w:color w:val="0563C1"/>
+            <w:u w:val="single"/>
+          </w:rPr>
+          <w:t>微软取消 AI 相关合作，英国本土数据中心企业 Nscale 遭遇重大挫折</w:t>
+        </w:r>
+      </w:hyperlink>
+    </w:p>
+    <w:p>
+      <w:pPr>
+        <w:pStyle w:val="Heading3"/>
+      </w:pPr>
+      <w:r>
+        <w:rPr>
+          <w:rFonts w:ascii="Times New Roman" w:hAnsi="Times New Roman" w:eastAsia="黑体"/>
+          <w:b w:val="0"/>
+          <w:color w:val="888888"/>
+          <w:sz w:val="24"/>
+        </w:rPr>
+        <w:t>【C级·参考】</w:t>
+      </w:r>
+      <w:r>
+        <w:rPr>
+          <w:rFonts w:ascii="Times New Roman" w:hAnsi="Times New Roman" w:eastAsia="黑体"/>
+          <w:b w:val="0"/>
+          <w:color w:val="888888"/>
+          <w:sz w:val="24"/>
+        </w:rPr>
+        <w:t>京东京造推出 G70Pro 双摄掌静脉智能门锁：支持 AI 语音对话，1882 元（国补后 1599 元）</w:t>
+      </w:r>
+    </w:p>
+    <w:p>
+      <w:r>
+        <w:rPr>
+          <w:rFonts w:ascii="Times New Roman" w:hAnsi="Times New Roman" w:eastAsia="宋体"/>
+          <w:color w:val="888888"/>
+          <w:sz w:val="18"/>
+        </w:rPr>
+        <w:t>来源:IT之家 | 时间:10-18 18:33</w:t>
+      </w:r>
+    </w:p>
+    <w:p>
+      <w:r>
+        <w:rPr>
+          <w:rFonts w:ascii="Times New Roman" w:hAnsi="Times New Roman" w:eastAsia="宋体"/>
+          <w:sz w:val="18"/>
+        </w:rPr>
+        <w:t>链接:</w:t>
+      </w:r>
+      <w:hyperlink r:id="rId12">
+        <w:r>
+          <w:rPr>
+            <w:color w:val="0563C1"/>
+            <w:u w:val="single"/>
+          </w:rPr>
+          <w:t>京东京造推出 G70Pro 双摄掌静脉智能门锁：支持 AI 语音对话，1882 元（国补后 1599 元）</w:t>
+        </w:r>
+      </w:hyperlink>
+    </w:p>
+    <w:p>
+      <w:pPr>
+        <w:pStyle w:val="Heading3"/>
+      </w:pPr>
+      <w:r>
+        <w:rPr>
+          <w:rFonts w:ascii="Times New Roman" w:hAnsi="Times New Roman" w:eastAsia="黑体"/>
+          <w:b w:val="0"/>
+          <w:color w:val="888888"/>
+          <w:sz w:val="24"/>
+        </w:rPr>
+        <w:t>【C级·参考】</w:t>
+      </w:r>
+      <w:r>
+        <w:rPr>
+          <w:rFonts w:ascii="Times New Roman" w:hAnsi="Times New Roman" w:eastAsia="黑体"/>
+          <w:b w:val="0"/>
+          <w:color w:val="888888"/>
+          <w:sz w:val="24"/>
+        </w:rPr>
+        <w:t>消息称“AI 玩具”赛道火热：市场高速增长但投资大幅降温，同质化高、退货问题凸显</w:t>
+      </w:r>
+    </w:p>
+    <w:p>
+      <w:r>
+        <w:rPr>
+          <w:rFonts w:ascii="Times New Roman" w:hAnsi="Times New Roman" w:eastAsia="宋体"/>
+          <w:color w:val="888888"/>
+          <w:sz w:val="18"/>
+        </w:rPr>
+        <w:t>来源:IT之家 | 时间:10-18 16:44</w:t>
+      </w:r>
+    </w:p>
+    <w:p>
+      <w:r>
+        <w:rPr>
+          <w:rFonts w:ascii="Times New Roman" w:hAnsi="Times New Roman" w:eastAsia="宋体"/>
+          <w:sz w:val="18"/>
+        </w:rPr>
+        <w:t>链接:</w:t>
+      </w:r>
+      <w:hyperlink r:id="rId13">
+        <w:r>
+          <w:rPr>
+            <w:color w:val="0563C1"/>
+            <w:u w:val="single"/>
+          </w:rPr>
+          <w:t>消息称“AI 玩具”赛道火热：市场高速增长但投资大幅降温，同质化高、退货问题凸显</w:t>
+        </w:r>
+      </w:hyperlink>
+    </w:p>
+    <w:p>
+      <w:pPr>
+        <w:pStyle w:val="Heading3"/>
+      </w:pPr>
+      <w:r>
+        <w:rPr>
+          <w:rFonts w:ascii="Times New Roman" w:hAnsi="Times New Roman" w:eastAsia="黑体"/>
+          <w:b w:val="0"/>
+          <w:color w:val="888888"/>
+          <w:sz w:val="24"/>
+        </w:rPr>
+        <w:t>【C级·参考】</w:t>
+      </w:r>
+      <w:r>
+        <w:rPr>
+          <w:rFonts w:ascii="Times New Roman" w:hAnsi="Times New Roman" w:eastAsia="黑体"/>
+          <w:b w:val="0"/>
+          <w:color w:val="888888"/>
+          <w:sz w:val="24"/>
+        </w:rPr>
+        <w:t>高通中国区董事长孟樸：终端侧 AI 正发挥重要作用，智能体的发展进一步加速这一趋势</w:t>
+      </w:r>
+    </w:p>
+    <w:p>
+      <w:r>
+        <w:rPr>
+          <w:rFonts w:ascii="Times New Roman" w:hAnsi="Times New Roman" w:eastAsia="宋体"/>
+          <w:color w:val="888888"/>
+          <w:sz w:val="18"/>
+        </w:rPr>
+        <w:t>来源:IT之家 | 时间:10-18 15:51</w:t>
+      </w:r>
+    </w:p>
+    <w:p>
+      <w:r>
+        <w:rPr>
+          <w:rFonts w:ascii="Times New Roman" w:hAnsi="Times New Roman" w:eastAsia="宋体"/>
+          <w:sz w:val="18"/>
+        </w:rPr>
+        <w:t>链接:</w:t>
+      </w:r>
+      <w:hyperlink r:id="rId14">
+        <w:r>
+          <w:rPr>
+            <w:color w:val="0563C1"/>
+            <w:u w:val="single"/>
+          </w:rPr>
+          <w:t>高通中国区董事长孟樸：终端侧 AI 正发挥重要作用，智能体的发展进一步加速这一趋势</w:t>
+        </w:r>
+      </w:hyperlink>
+    </w:p>
+    <w:p>
+      <w:pPr>
+        <w:pStyle w:val="Heading3"/>
+      </w:pPr>
+      <w:r>
+        <w:rPr>
+          <w:rFonts w:ascii="Times New Roman" w:hAnsi="Times New Roman" w:eastAsia="黑体"/>
+          <w:b w:val="0"/>
+          <w:color w:val="888888"/>
+          <w:sz w:val="24"/>
+        </w:rPr>
+        <w:t>【C级·参考】</w:t>
+      </w:r>
+      <w:r>
+        <w:rPr>
+          <w:rFonts w:ascii="Times New Roman" w:hAnsi="Times New Roman" w:eastAsia="黑体"/>
+          <w:b w:val="0"/>
+          <w:color w:val="888888"/>
+          <w:sz w:val="24"/>
+        </w:rPr>
+        <w:t>Anthropic 与律所商讨 AI 代理谈判规则：可替用户砍价、处理纠纷或谈薪资</w:t>
+      </w:r>
+    </w:p>
+    <w:p>
+      <w:r>
+        <w:rPr>
+          <w:rFonts w:ascii="Times New Roman" w:hAnsi="Times New Roman" w:eastAsia="宋体"/>
+          <w:color w:val="888888"/>
+          <w:sz w:val="18"/>
+        </w:rPr>
+        <w:t>来源:IT之家 | 时间:10-18 15:43</w:t>
+      </w:r>
+    </w:p>
+    <w:p>
+      <w:r>
+        <w:rPr>
+          <w:rFonts w:ascii="Times New Roman" w:hAnsi="Times New Roman" w:eastAsia="宋体"/>
+          <w:sz w:val="18"/>
+        </w:rPr>
+        <w:t>链接:</w:t>
+      </w:r>
+      <w:hyperlink r:id="rId15">
+        <w:r>
+          <w:rPr>
+            <w:color w:val="0563C1"/>
+            <w:u w:val="single"/>
+          </w:rPr>
+          <w:t>Anthropic 与律所商讨 AI 代理谈判规则：可替用户砍价、处理纠纷或谈薪资</w:t>
+        </w:r>
+      </w:hyperlink>
+    </w:p>
+    <w:p>
+      <w:pPr>
+        <w:pStyle w:val="Heading3"/>
+      </w:pPr>
+      <w:r>
+        <w:rPr>
+          <w:rFonts w:ascii="Times New Roman" w:hAnsi="Times New Roman" w:eastAsia="黑体"/>
+          <w:b w:val="0"/>
+          <w:color w:val="888888"/>
+          <w:sz w:val="24"/>
+        </w:rPr>
+        <w:t>【C级·参考】</w:t>
+      </w:r>
+      <w:r>
+        <w:rPr>
+          <w:rFonts w:ascii="Times New Roman" w:hAnsi="Times New Roman" w:eastAsia="黑体"/>
+          <w:b w:val="0"/>
+          <w:color w:val="888888"/>
+          <w:sz w:val="24"/>
+        </w:rPr>
+        <w:t>华为鸿蒙星河互联 AirPods 适配型号公布，覆盖初代至 Max 等主流机型</w:t>
+      </w:r>
+    </w:p>
+    <w:p>
+      <w:r>
+        <w:rPr>
+          <w:rFonts w:ascii="Times New Roman" w:hAnsi="Times New Roman" w:eastAsia="宋体"/>
+          <w:color w:val="888888"/>
+          <w:sz w:val="18"/>
+        </w:rPr>
+        <w:t>来源:IT之家 | 时间:10-18 14:05</w:t>
+      </w:r>
+    </w:p>
+    <w:p>
+      <w:r>
+        <w:rPr>
+          <w:rFonts w:ascii="Times New Roman" w:hAnsi="Times New Roman" w:eastAsia="宋体"/>
+          <w:sz w:val="18"/>
+        </w:rPr>
+        <w:t>链接:</w:t>
+      </w:r>
+      <w:hyperlink r:id="rId16">
+        <w:r>
+          <w:rPr>
+            <w:color w:val="0563C1"/>
+            <w:u w:val="single"/>
+          </w:rPr>
+          <w:t>华为鸿蒙星河互联 AirPods 适配型号公布，覆盖初代至 Max 等主流机型</w:t>
         </w:r>
       </w:hyperlink>
     </w:p>
@@ -182,7 +488,7 @@
           <w:color w:val="888888"/>
           <w:sz w:val="18"/>
         </w:rPr>
-        <w:t>来源:IT之家 | 时间:10-18 11:43</w:t>
+        <w:t>来源:Bing新闻 | 时间:10-18 12:43</w:t>
       </w:r>
     </w:p>
     <w:p>
@@ -193,7 +499,7 @@
         </w:rPr>
         <w:t>链接:</w:t>
       </w:r>
-      <w:hyperlink r:id="rId11">
+      <w:hyperlink r:id="rId17">
         <w:r>
           <w:rPr>
             <w:color w:val="0563C1"/>
@@ -223,7 +529,7 @@
           <w:color w:val="888888"/>
           <w:sz w:val="24"/>
         </w:rPr>
-        <w:t>“能装一个宇宙”：我国首个十万卡 AI 超集群真机亮相</w:t>
+        <w:t>Show HN: Sphinx – A hook that quizzes you on your AI's code before shipping</w:t>
       </w:r>
     </w:p>
     <w:p>
@@ -233,7 +539,7 @@
           <w:color w:val="888888"/>
           <w:sz w:val="18"/>
         </w:rPr>
-        <w:t>来源:IT之家 | 时间:10-18 10:06</w:t>
+        <w:t>来源:Hacker News | 时间:10-18 12:33</w:t>
       </w:r>
     </w:p>
     <w:p>
@@ -244,13 +550,13 @@
         </w:rPr>
         <w:t>链接:</w:t>
       </w:r>
-      <w:hyperlink r:id="rId12">
+      <w:hyperlink r:id="rId18">
         <w:r>
           <w:rPr>
             <w:color w:val="0563C1"/>
             <w:u w:val="single"/>
           </w:rPr>
-          <w:t>“能装一个宇宙”：我国首个十万卡 AI 超集群真机亮相</w:t>
+          <w:t>Show HN: Sphinx – A hook that quizzes you on your AI's code before shipping</w:t>
         </w:r>
       </w:hyperlink>
     </w:p>
@@ -274,7 +580,7 @@
           <w:color w:val="888888"/>
           <w:sz w:val="24"/>
         </w:rPr>
-        <w:t>Anthropic 报告：AI 重塑公司用工结构，初级技术岗招聘明显收缩</w:t>
+        <w:t>戴AI眼镜的人越来越多，不戴的人开始有意见了</w:t>
       </w:r>
     </w:p>
     <w:p>
@@ -284,7 +590,7 @@
           <w:color w:val="888888"/>
           <w:sz w:val="18"/>
         </w:rPr>
-        <w:t>来源:IT之家 | 时间:10-18 09:22</w:t>
+        <w:t>来源:Bing新闻 | 时间:10-18 11:55</w:t>
       </w:r>
     </w:p>
     <w:p>
@@ -295,13 +601,13 @@
         </w:rPr>
         <w:t>链接:</w:t>
       </w:r>
-      <w:hyperlink r:id="rId13">
+      <w:hyperlink r:id="rId19">
         <w:r>
           <w:rPr>
             <w:color w:val="0563C1"/>
             <w:u w:val="single"/>
           </w:rPr>
-          <w:t>Anthropic 报告：AI 重塑公司用工结构，初级技术岗招聘明显收缩</w:t>
+          <w:t>戴AI眼镜的人越来越多，不戴的人开始有意见了</w:t>
         </w:r>
       </w:hyperlink>
     </w:p>
@@ -325,7 +631,7 @@
           <w:color w:val="888888"/>
           <w:sz w:val="24"/>
         </w:rPr>
-        <w:t>极夜公布 AI 双卡工作站 DeskOne A1，基于英特尔酷睿 Ultra 9 处理器 275HX</w:t>
+        <w:t>20余家厂商40多款眼镜；AI眼镜的入口混战提前打响</w:t>
       </w:r>
     </w:p>
     <w:p>
@@ -335,313 +641,7 @@
           <w:color w:val="888888"/>
           <w:sz w:val="18"/>
         </w:rPr>
-        <w:t>来源:IT之家 | 时间:10-18 08:42</w:t>
-      </w:r>
-    </w:p>
-    <w:p>
-      <w:r>
-        <w:rPr>
-          <w:rFonts w:ascii="Times New Roman" w:hAnsi="Times New Roman" w:eastAsia="宋体"/>
-          <w:sz w:val="18"/>
-        </w:rPr>
-        <w:t>链接:</w:t>
-      </w:r>
-      <w:hyperlink r:id="rId14">
-        <w:r>
-          <w:rPr>
-            <w:color w:val="0563C1"/>
-            <w:u w:val="single"/>
-          </w:rPr>
-          <w:t>极夜公布 AI 双卡工作站 DeskOne A1，基于英特尔酷睿 Ultra 9 处理器 275HX</w:t>
-        </w:r>
-      </w:hyperlink>
-    </w:p>
-    <w:p>
-      <w:pPr>
-        <w:pStyle w:val="Heading3"/>
-      </w:pPr>
-      <w:r>
-        <w:rPr>
-          <w:rFonts w:ascii="Times New Roman" w:hAnsi="Times New Roman" w:eastAsia="黑体"/>
-          <w:b w:val="0"/>
-          <w:color w:val="888888"/>
-          <w:sz w:val="24"/>
-        </w:rPr>
-        <w:t>【C级·参考】</w:t>
-      </w:r>
-      <w:r>
-        <w:rPr>
-          <w:rFonts w:ascii="Times New Roman" w:hAnsi="Times New Roman" w:eastAsia="黑体"/>
-          <w:b w:val="0"/>
-          <w:color w:val="888888"/>
-          <w:sz w:val="24"/>
-        </w:rPr>
-        <w:t>科乐美社长早川英树谈 AI 对游戏开发的影响：最重要的依然是“人”，是“创作者”</w:t>
-      </w:r>
-    </w:p>
-    <w:p>
-      <w:r>
-        <w:rPr>
-          <w:rFonts w:ascii="Times New Roman" w:hAnsi="Times New Roman" w:eastAsia="宋体"/>
-          <w:color w:val="888888"/>
-          <w:sz w:val="18"/>
-        </w:rPr>
-        <w:t>来源:IT之家 | 时间:10-18 08:35</w:t>
-      </w:r>
-    </w:p>
-    <w:p>
-      <w:r>
-        <w:rPr>
-          <w:rFonts w:ascii="Times New Roman" w:hAnsi="Times New Roman" w:eastAsia="宋体"/>
-          <w:sz w:val="18"/>
-        </w:rPr>
-        <w:t>链接:</w:t>
-      </w:r>
-      <w:hyperlink r:id="rId15">
-        <w:r>
-          <w:rPr>
-            <w:color w:val="0563C1"/>
-            <w:u w:val="single"/>
-          </w:rPr>
-          <w:t>科乐美社长早川英树谈 AI 对游戏开发的影响：最重要的依然是“人”，是“创作者”</w:t>
-        </w:r>
-      </w:hyperlink>
-    </w:p>
-    <w:p>
-      <w:pPr>
-        <w:pStyle w:val="Heading3"/>
-      </w:pPr>
-      <w:r>
-        <w:rPr>
-          <w:rFonts w:ascii="Times New Roman" w:hAnsi="Times New Roman" w:eastAsia="黑体"/>
-          <w:b w:val="0"/>
-          <w:color w:val="888888"/>
-          <w:sz w:val="24"/>
-        </w:rPr>
-        <w:t>【C级·参考】</w:t>
-      </w:r>
-      <w:r>
-        <w:rPr>
-          <w:rFonts w:ascii="Times New Roman" w:hAnsi="Times New Roman" w:eastAsia="黑体"/>
-          <w:b w:val="0"/>
-          <w:color w:val="888888"/>
-          <w:sz w:val="24"/>
-        </w:rPr>
-        <w:t>魅族 22 手机推送 Flyme AIOS 12.7.0.0A 稳定版升级，更新「超级 Aicy」助手等功能</w:t>
-      </w:r>
-    </w:p>
-    <w:p>
-      <w:r>
-        <w:rPr>
-          <w:rFonts w:ascii="Times New Roman" w:hAnsi="Times New Roman" w:eastAsia="宋体"/>
-          <w:color w:val="888888"/>
-          <w:sz w:val="18"/>
-        </w:rPr>
-        <w:t>来源:IT之家 | 时间:10-18 08:29</w:t>
-      </w:r>
-    </w:p>
-    <w:p>
-      <w:r>
-        <w:rPr>
-          <w:rFonts w:ascii="Times New Roman" w:hAnsi="Times New Roman" w:eastAsia="宋体"/>
-          <w:sz w:val="18"/>
-        </w:rPr>
-        <w:t>链接:</w:t>
-      </w:r>
-      <w:hyperlink r:id="rId16">
-        <w:r>
-          <w:rPr>
-            <w:color w:val="0563C1"/>
-            <w:u w:val="single"/>
-          </w:rPr>
-          <w:t>魅族 22 手机推送 Flyme AIOS 12.7.0.0A 稳定版升级，更新「超级 Aicy」助手等功能</w:t>
-        </w:r>
-      </w:hyperlink>
-    </w:p>
-    <w:p>
-      <w:pPr>
-        <w:pStyle w:val="Heading3"/>
-      </w:pPr>
-      <w:r>
-        <w:rPr>
-          <w:rFonts w:ascii="Times New Roman" w:hAnsi="Times New Roman" w:eastAsia="黑体"/>
-          <w:b w:val="0"/>
-          <w:color w:val="888888"/>
-          <w:sz w:val="24"/>
-        </w:rPr>
-        <w:t>【C级·参考】</w:t>
-      </w:r>
-      <w:r>
-        <w:rPr>
-          <w:rFonts w:ascii="Times New Roman" w:hAnsi="Times New Roman" w:eastAsia="黑体"/>
-          <w:b w:val="0"/>
-          <w:color w:val="888888"/>
-          <w:sz w:val="24"/>
-        </w:rPr>
-        <w:t>联想 P7 AI 主机 1024 开启预约：此芯 P1 SoC + 后摩 M50 dNPU 方案</w:t>
-      </w:r>
-    </w:p>
-    <w:p>
-      <w:r>
-        <w:rPr>
-          <w:rFonts w:ascii="Times New Roman" w:hAnsi="Times New Roman" w:eastAsia="宋体"/>
-          <w:color w:val="888888"/>
-          <w:sz w:val="18"/>
-        </w:rPr>
-        <w:t>来源:IT之家 | 时间:10-18 08:25</w:t>
-      </w:r>
-    </w:p>
-    <w:p>
-      <w:r>
-        <w:rPr>
-          <w:rFonts w:ascii="Times New Roman" w:hAnsi="Times New Roman" w:eastAsia="宋体"/>
-          <w:sz w:val="18"/>
-        </w:rPr>
-        <w:t>链接:</w:t>
-      </w:r>
-      <w:hyperlink r:id="rId17">
-        <w:r>
-          <w:rPr>
-            <w:color w:val="0563C1"/>
-            <w:u w:val="single"/>
-          </w:rPr>
-          <w:t>联想 P7 AI 主机 1024 开启预约：此芯 P1 SoC + 后摩 M50 dNPU 方案</w:t>
-        </w:r>
-      </w:hyperlink>
-    </w:p>
-    <w:p>
-      <w:pPr>
-        <w:pStyle w:val="Heading3"/>
-      </w:pPr>
-      <w:r>
-        <w:rPr>
-          <w:rFonts w:ascii="Times New Roman" w:hAnsi="Times New Roman" w:eastAsia="黑体"/>
-          <w:b w:val="0"/>
-          <w:color w:val="888888"/>
-          <w:sz w:val="24"/>
-        </w:rPr>
-        <w:t>【C级·参考】</w:t>
-      </w:r>
-      <w:r>
-        <w:rPr>
-          <w:rFonts w:ascii="Times New Roman" w:hAnsi="Times New Roman" w:eastAsia="黑体"/>
-          <w:b w:val="0"/>
-          <w:color w:val="888888"/>
-          <w:sz w:val="24"/>
-        </w:rPr>
-        <w:t>OpenCode 遭攻击：部分用户 OpenAI、Anthropic 等 API 密钥外泄</w:t>
-      </w:r>
-    </w:p>
-    <w:p>
-      <w:r>
-        <w:rPr>
-          <w:rFonts w:ascii="Times New Roman" w:hAnsi="Times New Roman" w:eastAsia="宋体"/>
-          <w:color w:val="888888"/>
-          <w:sz w:val="18"/>
-        </w:rPr>
-        <w:t>来源:IT之家 | 时间:10-18 08:19</w:t>
-      </w:r>
-    </w:p>
-    <w:p>
-      <w:r>
-        <w:rPr>
-          <w:rFonts w:ascii="Times New Roman" w:hAnsi="Times New Roman" w:eastAsia="宋体"/>
-          <w:sz w:val="18"/>
-        </w:rPr>
-        <w:t>链接:</w:t>
-      </w:r>
-      <w:hyperlink r:id="rId18">
-        <w:r>
-          <w:rPr>
-            <w:color w:val="0563C1"/>
-            <w:u w:val="single"/>
-          </w:rPr>
-          <w:t>OpenCode 遭攻击：部分用户 OpenAI、Anthropic 等 API 密钥外泄</w:t>
-        </w:r>
-      </w:hyperlink>
-    </w:p>
-    <w:p>
-      <w:pPr>
-        <w:pStyle w:val="Heading3"/>
-      </w:pPr>
-      <w:r>
-        <w:rPr>
-          <w:rFonts w:ascii="Times New Roman" w:hAnsi="Times New Roman" w:eastAsia="黑体"/>
-          <w:b w:val="0"/>
-          <w:color w:val="888888"/>
-          <w:sz w:val="24"/>
-        </w:rPr>
-        <w:t>【C级·参考】</w:t>
-      </w:r>
-      <w:r>
-        <w:rPr>
-          <w:rFonts w:ascii="Times New Roman" w:hAnsi="Times New Roman" w:eastAsia="黑体"/>
-          <w:b w:val="0"/>
-          <w:color w:val="888888"/>
-          <w:sz w:val="24"/>
-        </w:rPr>
-        <w:t>OpenAI 将研发人形机器人，奥尔特曼称核心是打造“大脑”</w:t>
-      </w:r>
-    </w:p>
-    <w:p>
-      <w:r>
-        <w:rPr>
-          <w:rFonts w:ascii="Times New Roman" w:hAnsi="Times New Roman" w:eastAsia="宋体"/>
-          <w:color w:val="888888"/>
-          <w:sz w:val="18"/>
-        </w:rPr>
-        <w:t>来源:IT之家 | 时间:10-18 08:11</w:t>
-      </w:r>
-    </w:p>
-    <w:p>
-      <w:r>
-        <w:rPr>
-          <w:rFonts w:ascii="Times New Roman" w:hAnsi="Times New Roman" w:eastAsia="宋体"/>
-          <w:sz w:val="18"/>
-        </w:rPr>
-        <w:t>链接:</w:t>
-      </w:r>
-      <w:hyperlink r:id="rId19">
-        <w:r>
-          <w:rPr>
-            <w:color w:val="0563C1"/>
-            <w:u w:val="single"/>
-          </w:rPr>
-          <w:t>OpenAI 将研发人形机器人，奥尔特曼称核心是打造“大脑”</w:t>
-        </w:r>
-      </w:hyperlink>
-    </w:p>
-    <w:p>
-      <w:pPr>
-        <w:pStyle w:val="Heading3"/>
-      </w:pPr>
-      <w:r>
-        <w:rPr>
-          <w:rFonts w:ascii="Times New Roman" w:hAnsi="Times New Roman" w:eastAsia="黑体"/>
-          <w:b w:val="0"/>
-          <w:color w:val="888888"/>
-          <w:sz w:val="24"/>
-        </w:rPr>
-        <w:t>【C级·参考】</w:t>
-      </w:r>
-      <w:r>
-        <w:rPr>
-          <w:rFonts w:ascii="Times New Roman" w:hAnsi="Times New Roman" w:eastAsia="黑体"/>
-          <w:b w:val="0"/>
-          <w:color w:val="888888"/>
-          <w:sz w:val="24"/>
-        </w:rPr>
-        <w:t>联想 ThinkBook X AI 2027 轻薄商务本上架，基于第 3 代英特尔酷睿处理器</w:t>
-      </w:r>
-    </w:p>
-    <w:p>
-      <w:r>
-        <w:rPr>
-          <w:rFonts w:ascii="Times New Roman" w:hAnsi="Times New Roman" w:eastAsia="宋体"/>
-          <w:color w:val="888888"/>
-          <w:sz w:val="18"/>
-        </w:rPr>
-        <w:t>来源:IT之家 | 时间:10-18 08:07</w:t>
+        <w:t>来源:Bing新闻 | 时间:10-18 10:32</w:t>
       </w:r>
     </w:p>
     <w:p>
@@ -658,262 +658,7 @@
             <w:color w:val="0563C1"/>
             <w:u w:val="single"/>
           </w:rPr>
-          <w:t>联想 ThinkBook X AI 2027 轻薄商务本上架，基于第 3 代英特尔酷睿处理器</w:t>
-        </w:r>
-      </w:hyperlink>
-    </w:p>
-    <w:p>
-      <w:pPr>
-        <w:pStyle w:val="Heading3"/>
-      </w:pPr>
-      <w:r>
-        <w:rPr>
-          <w:rFonts w:ascii="Times New Roman" w:hAnsi="Times New Roman" w:eastAsia="黑体"/>
-          <w:b w:val="0"/>
-          <w:color w:val="888888"/>
-          <w:sz w:val="24"/>
-        </w:rPr>
-        <w:t>【C级·参考】</w:t>
-      </w:r>
-      <w:r>
-        <w:rPr>
-          <w:rFonts w:ascii="Times New Roman" w:hAnsi="Times New Roman" w:eastAsia="黑体"/>
-          <w:b w:val="0"/>
-          <w:color w:val="888888"/>
-          <w:sz w:val="24"/>
-        </w:rPr>
-        <w:t>Meta 修改商业服务条款引发“用于训练 AI”争议，现已删除相关表述</w:t>
-      </w:r>
-    </w:p>
-    <w:p>
-      <w:r>
-        <w:rPr>
-          <w:rFonts w:ascii="Times New Roman" w:hAnsi="Times New Roman" w:eastAsia="宋体"/>
-          <w:color w:val="888888"/>
-          <w:sz w:val="18"/>
-        </w:rPr>
-        <w:t>来源:IT之家 | 时间:10-18 08:00</w:t>
-      </w:r>
-    </w:p>
-    <w:p>
-      <w:r>
-        <w:rPr>
-          <w:rFonts w:ascii="Times New Roman" w:hAnsi="Times New Roman" w:eastAsia="宋体"/>
-          <w:sz w:val="18"/>
-        </w:rPr>
-        <w:t>链接:</w:t>
-      </w:r>
-      <w:hyperlink r:id="rId21">
-        <w:r>
-          <w:rPr>
-            <w:color w:val="0563C1"/>
-            <w:u w:val="single"/>
-          </w:rPr>
-          <w:t>Meta 修改商业服务条款引发“用于训练 AI”争议，现已删除相关表述</w:t>
-        </w:r>
-      </w:hyperlink>
-    </w:p>
-    <w:p>
-      <w:pPr>
-        <w:pStyle w:val="Heading3"/>
-      </w:pPr>
-      <w:r>
-        <w:rPr>
-          <w:rFonts w:ascii="Times New Roman" w:hAnsi="Times New Roman" w:eastAsia="黑体"/>
-          <w:b w:val="0"/>
-          <w:color w:val="888888"/>
-          <w:sz w:val="24"/>
-        </w:rPr>
-        <w:t>【C级·参考】</w:t>
-      </w:r>
-      <w:r>
-        <w:rPr>
-          <w:rFonts w:ascii="Times New Roman" w:hAnsi="Times New Roman" w:eastAsia="黑体"/>
-          <w:b w:val="0"/>
-          <w:color w:val="888888"/>
-          <w:sz w:val="24"/>
-        </w:rPr>
-        <w:t>IT早报 1018：曝华为全新子品牌星芒手机主攻线上性价比；消息称奇瑞智界将获批独立造车资质；DeepSeek V4.1 Flash-1017 新版本发布；英伟达否认 RTX 5090 停产传闻...</w:t>
-      </w:r>
-    </w:p>
-    <w:p>
-      <w:r>
-        <w:rPr>
-          <w:rFonts w:ascii="Times New Roman" w:hAnsi="Times New Roman" w:eastAsia="宋体"/>
-          <w:color w:val="888888"/>
-          <w:sz w:val="18"/>
-        </w:rPr>
-        <w:t>来源:IT之家 | 时间:10-18 07:52</w:t>
-      </w:r>
-    </w:p>
-    <w:p>
-      <w:r>
-        <w:rPr>
-          <w:rFonts w:ascii="Times New Roman" w:hAnsi="Times New Roman" w:eastAsia="宋体"/>
-          <w:sz w:val="18"/>
-        </w:rPr>
-        <w:t>链接:</w:t>
-      </w:r>
-      <w:hyperlink r:id="rId22">
-        <w:r>
-          <w:rPr>
-            <w:color w:val="0563C1"/>
-            <w:u w:val="single"/>
-          </w:rPr>
-          <w:t>IT早报 1018：曝华为全新子品牌星芒手机主攻线上性价比；消息称奇瑞智界将获批独立造车资质；DeepSeek V4.1 Flash-1017 新版本发布；英伟达否认 RTX 5090 停产传闻...</w:t>
-        </w:r>
-      </w:hyperlink>
-    </w:p>
-    <w:p>
-      <w:pPr>
-        <w:pStyle w:val="Heading3"/>
-      </w:pPr>
-      <w:r>
-        <w:rPr>
-          <w:rFonts w:ascii="Times New Roman" w:hAnsi="Times New Roman" w:eastAsia="黑体"/>
-          <w:b w:val="0"/>
-          <w:color w:val="888888"/>
-          <w:sz w:val="24"/>
-        </w:rPr>
-        <w:t>【C级·参考】</w:t>
-      </w:r>
-      <w:r>
-        <w:rPr>
-          <w:rFonts w:ascii="Times New Roman" w:hAnsi="Times New Roman" w:eastAsia="黑体"/>
-          <w:b w:val="0"/>
-          <w:color w:val="888888"/>
-          <w:sz w:val="24"/>
-        </w:rPr>
-        <w:t>韩国半导体工程师指控特斯拉：施压三星压低 AI 芯片报价、索要敏感信息并挖角其人才</w:t>
-      </w:r>
-    </w:p>
-    <w:p>
-      <w:r>
-        <w:rPr>
-          <w:rFonts w:ascii="Times New Roman" w:hAnsi="Times New Roman" w:eastAsia="宋体"/>
-          <w:color w:val="888888"/>
-          <w:sz w:val="18"/>
-        </w:rPr>
-        <w:t>来源:IT之家 | 时间:10-18 07:38</w:t>
-      </w:r>
-    </w:p>
-    <w:p>
-      <w:r>
-        <w:rPr>
-          <w:rFonts w:ascii="Times New Roman" w:hAnsi="Times New Roman" w:eastAsia="宋体"/>
-          <w:sz w:val="18"/>
-        </w:rPr>
-        <w:t>链接:</w:t>
-      </w:r>
-      <w:hyperlink r:id="rId23">
-        <w:r>
-          <w:rPr>
-            <w:color w:val="0563C1"/>
-            <w:u w:val="single"/>
-          </w:rPr>
-          <w:t>韩国半导体工程师指控特斯拉：施压三星压低 AI 芯片报价、索要敏感信息并挖角其人才</w:t>
-        </w:r>
-      </w:hyperlink>
-    </w:p>
-    <w:p>
-      <w:pPr>
-        <w:pStyle w:val="Heading3"/>
-      </w:pPr>
-      <w:r>
-        <w:rPr>
-          <w:rFonts w:ascii="Times New Roman" w:hAnsi="Times New Roman" w:eastAsia="黑体"/>
-          <w:b w:val="0"/>
-          <w:color w:val="888888"/>
-          <w:sz w:val="24"/>
-        </w:rPr>
-        <w:t>【C级·参考】</w:t>
-      </w:r>
-      <w:r>
-        <w:rPr>
-          <w:rFonts w:ascii="Times New Roman" w:hAnsi="Times New Roman" w:eastAsia="黑体"/>
-          <w:b w:val="0"/>
-          <w:color w:val="888888"/>
-          <w:sz w:val="24"/>
-        </w:rPr>
-        <w:t>WPS 官宣「抢鲜」适配 iPhone Duo，支持伴随式 AI 全新布局</w:t>
-      </w:r>
-    </w:p>
-    <w:p>
-      <w:r>
-        <w:rPr>
-          <w:rFonts w:ascii="Times New Roman" w:hAnsi="Times New Roman" w:eastAsia="宋体"/>
-          <w:color w:val="888888"/>
-          <w:sz w:val="18"/>
-        </w:rPr>
-        <w:t>来源:IT之家 | 时间:10-18 07:36</w:t>
-      </w:r>
-    </w:p>
-    <w:p>
-      <w:r>
-        <w:rPr>
-          <w:rFonts w:ascii="Times New Roman" w:hAnsi="Times New Roman" w:eastAsia="宋体"/>
-          <w:sz w:val="18"/>
-        </w:rPr>
-        <w:t>链接:</w:t>
-      </w:r>
-      <w:hyperlink r:id="rId24">
-        <w:r>
-          <w:rPr>
-            <w:color w:val="0563C1"/>
-            <w:u w:val="single"/>
-          </w:rPr>
-          <w:t>WPS 官宣「抢鲜」适配 iPhone Duo，支持伴随式 AI 全新布局</w:t>
-        </w:r>
-      </w:hyperlink>
-    </w:p>
-    <w:p>
-      <w:pPr>
-        <w:pStyle w:val="Heading3"/>
-      </w:pPr>
-      <w:r>
-        <w:rPr>
-          <w:rFonts w:ascii="Times New Roman" w:hAnsi="Times New Roman" w:eastAsia="黑体"/>
-          <w:b w:val="0"/>
-          <w:color w:val="888888"/>
-          <w:sz w:val="24"/>
-        </w:rPr>
-        <w:t>【C级·参考】</w:t>
-      </w:r>
-      <w:r>
-        <w:rPr>
-          <w:rFonts w:ascii="Times New Roman" w:hAnsi="Times New Roman" w:eastAsia="黑体"/>
-          <w:b w:val="0"/>
-          <w:color w:val="888888"/>
-          <w:sz w:val="24"/>
-        </w:rPr>
-        <w:t>布局物理 AI：美光研发边缘推理内存 EIM，降低数据处理延迟并提高带宽</w:t>
-      </w:r>
-    </w:p>
-    <w:p>
-      <w:r>
-        <w:rPr>
-          <w:rFonts w:ascii="Times New Roman" w:hAnsi="Times New Roman" w:eastAsia="宋体"/>
-          <w:color w:val="888888"/>
-          <w:sz w:val="18"/>
-        </w:rPr>
-        <w:t>来源:IT之家 | 时间:10-18 07:26</w:t>
-      </w:r>
-    </w:p>
-    <w:p>
-      <w:r>
-        <w:rPr>
-          <w:rFonts w:ascii="Times New Roman" w:hAnsi="Times New Roman" w:eastAsia="宋体"/>
-          <w:sz w:val="18"/>
-        </w:rPr>
-        <w:t>链接:</w:t>
-      </w:r>
-      <w:hyperlink r:id="rId25">
-        <w:r>
-          <w:rPr>
-            <w:color w:val="0563C1"/>
-            <w:u w:val="single"/>
-          </w:rPr>
-          <w:t>布局物理 AI：美光研发边缘推理内存 EIM，降低数据处理延迟并提高带宽</w:t>
+          <w:t>20余家厂商40多款眼镜；AI眼镜的入口混战提前打响</w:t>
         </w:r>
       </w:hyperlink>
     </w:p>
@@ -958,268 +703,13 @@
         </w:rPr>
         <w:t>链接:</w:t>
       </w:r>
-      <w:hyperlink r:id="rId26">
+      <w:hyperlink r:id="rId21">
         <w:r>
           <w:rPr>
             <w:color w:val="0563C1"/>
             <w:u w:val="single"/>
           </w:rPr>
           <w:t>千问华南首店落地白鹅潭 多场景体验引发打卡热潮 瞄准全龄刚需 AI眼镜加速走进日常</w:t>
-        </w:r>
-      </w:hyperlink>
-    </w:p>
-    <w:p>
-      <w:pPr>
-        <w:pStyle w:val="Heading3"/>
-      </w:pPr>
-      <w:r>
-        <w:rPr>
-          <w:rFonts w:ascii="Times New Roman" w:hAnsi="Times New Roman" w:eastAsia="黑体"/>
-          <w:b w:val="0"/>
-          <w:color w:val="888888"/>
-          <w:sz w:val="24"/>
-        </w:rPr>
-        <w:t>【C级·参考】</w:t>
-      </w:r>
-      <w:r>
-        <w:rPr>
-          <w:rFonts w:ascii="Times New Roman" w:hAnsi="Times New Roman" w:eastAsia="黑体"/>
-          <w:b w:val="0"/>
-          <w:color w:val="888888"/>
-          <w:sz w:val="24"/>
-        </w:rPr>
-        <w:t>Pele – Mermaid diagrams as themeable SVG</w:t>
-      </w:r>
-    </w:p>
-    <w:p>
-      <w:r>
-        <w:rPr>
-          <w:rFonts w:ascii="Times New Roman" w:hAnsi="Times New Roman" w:eastAsia="宋体"/>
-          <w:color w:val="888888"/>
-          <w:sz w:val="18"/>
-        </w:rPr>
-        <w:t>来源:Hacker News | 时间:10-17 23:55</w:t>
-      </w:r>
-    </w:p>
-    <w:p>
-      <w:r>
-        <w:rPr>
-          <w:rFonts w:ascii="Times New Roman" w:hAnsi="Times New Roman" w:eastAsia="宋体"/>
-          <w:sz w:val="18"/>
-        </w:rPr>
-        <w:t>链接:</w:t>
-      </w:r>
-      <w:hyperlink r:id="rId27">
-        <w:r>
-          <w:rPr>
-            <w:color w:val="0563C1"/>
-            <w:u w:val="single"/>
-          </w:rPr>
-          <w:t>Pele – Mermaid diagrams as themeable SVG</w:t>
-        </w:r>
-      </w:hyperlink>
-    </w:p>
-    <w:p>
-      <w:pPr>
-        <w:pStyle w:val="Heading3"/>
-      </w:pPr>
-      <w:r>
-        <w:rPr>
-          <w:rFonts w:ascii="Times New Roman" w:hAnsi="Times New Roman" w:eastAsia="黑体"/>
-          <w:b w:val="0"/>
-          <w:color w:val="888888"/>
-          <w:sz w:val="24"/>
-        </w:rPr>
-        <w:t>【C级·参考】</w:t>
-      </w:r>
-      <w:r>
-        <w:rPr>
-          <w:rFonts w:ascii="Times New Roman" w:hAnsi="Times New Roman" w:eastAsia="黑体"/>
-          <w:b w:val="0"/>
-          <w:color w:val="888888"/>
-          <w:sz w:val="24"/>
-        </w:rPr>
-        <w:t>20余家厂商40多款眼镜；AI眼镜的入口混战提前打响</w:t>
-      </w:r>
-    </w:p>
-    <w:p>
-      <w:r>
-        <w:rPr>
-          <w:rFonts w:ascii="Times New Roman" w:hAnsi="Times New Roman" w:eastAsia="宋体"/>
-          <w:color w:val="888888"/>
-          <w:sz w:val="18"/>
-        </w:rPr>
-        <w:t>来源:Bing新闻 | 时间:10-17 20:30</w:t>
-      </w:r>
-    </w:p>
-    <w:p>
-      <w:r>
-        <w:rPr>
-          <w:rFonts w:ascii="Times New Roman" w:hAnsi="Times New Roman" w:eastAsia="宋体"/>
-          <w:sz w:val="18"/>
-        </w:rPr>
-        <w:t>链接:</w:t>
-      </w:r>
-      <w:hyperlink r:id="rId28">
-        <w:r>
-          <w:rPr>
-            <w:color w:val="0563C1"/>
-            <w:u w:val="single"/>
-          </w:rPr>
-          <w:t>20余家厂商40多款眼镜；AI眼镜的入口混战提前打响</w:t>
-        </w:r>
-      </w:hyperlink>
-    </w:p>
-    <w:p>
-      <w:pPr>
-        <w:pStyle w:val="Heading3"/>
-      </w:pPr>
-      <w:r>
-        <w:rPr>
-          <w:rFonts w:ascii="Times New Roman" w:hAnsi="Times New Roman" w:eastAsia="黑体"/>
-          <w:b w:val="0"/>
-          <w:color w:val="888888"/>
-          <w:sz w:val="24"/>
-        </w:rPr>
-        <w:t>【C级·参考】</w:t>
-      </w:r>
-      <w:r>
-        <w:rPr>
-          <w:rFonts w:ascii="Times New Roman" w:hAnsi="Times New Roman" w:eastAsia="黑体"/>
-          <w:b w:val="0"/>
-          <w:color w:val="888888"/>
-          <w:sz w:val="24"/>
-        </w:rPr>
-        <w:t>从“极客玩具”到大众消费品，AI眼镜距离实用还有多远？</w:t>
-      </w:r>
-    </w:p>
-    <w:p>
-      <w:r>
-        <w:rPr>
-          <w:rFonts w:ascii="Times New Roman" w:hAnsi="Times New Roman" w:eastAsia="宋体"/>
-          <w:color w:val="888888"/>
-          <w:sz w:val="18"/>
-        </w:rPr>
-        <w:t>来源:Bing新闻 | 时间:10-17 20:01</w:t>
-      </w:r>
-    </w:p>
-    <w:p>
-      <w:r>
-        <w:rPr>
-          <w:rFonts w:ascii="Times New Roman" w:hAnsi="Times New Roman" w:eastAsia="宋体"/>
-          <w:sz w:val="18"/>
-        </w:rPr>
-        <w:t>链接:</w:t>
-      </w:r>
-      <w:hyperlink r:id="rId29">
-        <w:r>
-          <w:rPr>
-            <w:color w:val="0563C1"/>
-            <w:u w:val="single"/>
-          </w:rPr>
-          <w:t>从“极客玩具”到大众消费品，AI眼镜距离实用还有多远？</w:t>
-        </w:r>
-      </w:hyperlink>
-    </w:p>
-    <w:p>
-      <w:pPr>
-        <w:pStyle w:val="Heading3"/>
-      </w:pPr>
-      <w:r>
-        <w:rPr>
-          <w:rFonts w:ascii="Times New Roman" w:hAnsi="Times New Roman" w:eastAsia="黑体"/>
-          <w:b w:val="0"/>
-          <w:color w:val="888888"/>
-          <w:sz w:val="24"/>
-        </w:rPr>
-        <w:t>【C级·参考】</w:t>
-      </w:r>
-      <w:r>
-        <w:rPr>
-          <w:rFonts w:ascii="Times New Roman" w:hAnsi="Times New Roman" w:eastAsia="黑体"/>
-          <w:b w:val="0"/>
-          <w:color w:val="888888"/>
-          <w:sz w:val="24"/>
-        </w:rPr>
-        <w:t>乐奇Rokid联手腾讯！AI眼镜原生打车服务来了，一句话就能叫车</w:t>
-      </w:r>
-    </w:p>
-    <w:p>
-      <w:r>
-        <w:rPr>
-          <w:rFonts w:ascii="Times New Roman" w:hAnsi="Times New Roman" w:eastAsia="宋体"/>
-          <w:color w:val="888888"/>
-          <w:sz w:val="18"/>
-        </w:rPr>
-        <w:t>来源:Bing新闻 | 时间:10-17 00:40</w:t>
-      </w:r>
-    </w:p>
-    <w:p>
-      <w:r>
-        <w:rPr>
-          <w:rFonts w:ascii="Times New Roman" w:hAnsi="Times New Roman" w:eastAsia="宋体"/>
-          <w:sz w:val="18"/>
-        </w:rPr>
-        <w:t>链接:</w:t>
-      </w:r>
-      <w:hyperlink r:id="rId30">
-        <w:r>
-          <w:rPr>
-            <w:color w:val="0563C1"/>
-            <w:u w:val="single"/>
-          </w:rPr>
-          <w:t>乐奇Rokid联手腾讯！AI眼镜原生打车服务来了，一句话就能叫车</w:t>
-        </w:r>
-      </w:hyperlink>
-    </w:p>
-    <w:p>
-      <w:pPr>
-        <w:pStyle w:val="Heading3"/>
-      </w:pPr>
-      <w:r>
-        <w:rPr>
-          <w:rFonts w:ascii="Times New Roman" w:hAnsi="Times New Roman" w:eastAsia="黑体"/>
-          <w:b w:val="0"/>
-          <w:color w:val="888888"/>
-          <w:sz w:val="24"/>
-        </w:rPr>
-        <w:t>【C级·参考】</w:t>
-      </w:r>
-      <w:r>
-        <w:rPr>
-          <w:rFonts w:ascii="Times New Roman" w:hAnsi="Times New Roman" w:eastAsia="黑体"/>
-          <w:b w:val="0"/>
-          <w:color w:val="888888"/>
-          <w:sz w:val="24"/>
-        </w:rPr>
-        <w:t>从智能眼镜到个人AI智能体，可穿戴设备正在重塑个人计算</w:t>
-      </w:r>
-    </w:p>
-    <w:p>
-      <w:r>
-        <w:rPr>
-          <w:rFonts w:ascii="Times New Roman" w:hAnsi="Times New Roman" w:eastAsia="宋体"/>
-          <w:color w:val="888888"/>
-          <w:sz w:val="18"/>
-        </w:rPr>
-        <w:t>来源:Bing新闻 | 时间:10-16 16:23</w:t>
-      </w:r>
-    </w:p>
-    <w:p>
-      <w:r>
-        <w:rPr>
-          <w:rFonts w:ascii="Times New Roman" w:hAnsi="Times New Roman" w:eastAsia="宋体"/>
-          <w:sz w:val="18"/>
-        </w:rPr>
-        <w:t>链接:</w:t>
-      </w:r>
-      <w:hyperlink r:id="rId31">
-        <w:r>
-          <w:rPr>
-            <w:color w:val="0563C1"/>
-            <w:u w:val="single"/>
-          </w:rPr>
-          <w:t>从智能眼镜到个人AI智能体，可穿戴设备正在重塑个人计算</w:t>
         </w:r>
       </w:hyperlink>
     </w:p>
@@ -1255,7 +745,7 @@
           <w:color w:val="888888"/>
           <w:sz w:val="24"/>
         </w:rPr>
-        <w:t>充电 9 分钟可工作 90 分钟，Agility Robotics 为 Digit 5 人形机器人搭载 Nyobolt 快充电池</w:t>
+        <w:t>京东：未来 5 年将创造超 10 万个机器人维修工程师就业岗位</w:t>
       </w:r>
     </w:p>
     <w:p>
@@ -1265,7 +755,7 @@
           <w:color w:val="888888"/>
           <w:sz w:val="18"/>
         </w:rPr>
-        <w:t>来源:IT之家 | 时间:10-18 09:52</w:t>
+        <w:t>来源:IT之家 | 时间:10-18 16:36</w:t>
       </w:r>
     </w:p>
     <w:p>
@@ -1276,64 +766,13 @@
         </w:rPr>
         <w:t>链接:</w:t>
       </w:r>
-      <w:hyperlink r:id="rId32">
+      <w:hyperlink r:id="rId22">
         <w:r>
           <w:rPr>
             <w:color w:val="0563C1"/>
             <w:u w:val="single"/>
           </w:rPr>
-          <w:t>充电 9 分钟可工作 90 分钟，Agility Robotics 为 Digit 5 人形机器人搭载 Nyobolt 快充电池</w:t>
-        </w:r>
-      </w:hyperlink>
-    </w:p>
-    <w:p>
-      <w:pPr>
-        <w:pStyle w:val="Heading3"/>
-      </w:pPr>
-      <w:r>
-        <w:rPr>
-          <w:rFonts w:ascii="Times New Roman" w:hAnsi="Times New Roman" w:eastAsia="黑体"/>
-          <w:b w:val="0"/>
-          <w:color w:val="888888"/>
-          <w:sz w:val="24"/>
-        </w:rPr>
-        <w:t>【C级·参考】</w:t>
-      </w:r>
-      <w:r>
-        <w:rPr>
-          <w:rFonts w:ascii="Times New Roman" w:hAnsi="Times New Roman" w:eastAsia="黑体"/>
-          <w:b w:val="0"/>
-          <w:color w:val="888888"/>
-          <w:sz w:val="24"/>
-        </w:rPr>
-        <w:t>特斯拉延长奥斯汀 Robotaxi 运营时间至午夜，FSD v15 将支持全天候运营</w:t>
-      </w:r>
-    </w:p>
-    <w:p>
-      <w:r>
-        <w:rPr>
-          <w:rFonts w:ascii="Times New Roman" w:hAnsi="Times New Roman" w:eastAsia="宋体"/>
-          <w:color w:val="888888"/>
-          <w:sz w:val="18"/>
-        </w:rPr>
-        <w:t>来源:IT之家 | 时间:10-18 08:56</w:t>
-      </w:r>
-    </w:p>
-    <w:p>
-      <w:r>
-        <w:rPr>
-          <w:rFonts w:ascii="Times New Roman" w:hAnsi="Times New Roman" w:eastAsia="宋体"/>
-          <w:sz w:val="18"/>
-        </w:rPr>
-        <w:t>链接:</w:t>
-      </w:r>
-      <w:hyperlink r:id="rId33">
-        <w:r>
-          <w:rPr>
-            <w:color w:val="0563C1"/>
-            <w:u w:val="single"/>
-          </w:rPr>
-          <w:t>特斯拉延长奥斯汀 Robotaxi 运营时间至午夜，FSD v15 将支持全天候运营</w:t>
+          <w:t>京东：未来 5 年将创造超 10 万个机器人维修工程师就业岗位</w:t>
         </w:r>
       </w:hyperlink>
     </w:p>
@@ -1367,55 +806,9 @@
       </w:r>
     </w:p>
     <w:p>
-      <w:pPr>
-        <w:pStyle w:val="Heading3"/>
-      </w:pPr>
       <w:r>
-        <w:rPr>
-          <w:rFonts w:ascii="Times New Roman" w:hAnsi="Times New Roman" w:eastAsia="黑体"/>
-          <w:b w:val="0"/>
-          <w:color w:val="888888"/>
-          <w:sz w:val="24"/>
-        </w:rPr>
-        <w:t>【C级·参考】</w:t>
+        <w:t>本线口暂无重要更新</w:t>
       </w:r>
-      <w:r>
-        <w:rPr>
-          <w:rFonts w:ascii="Times New Roman" w:hAnsi="Times New Roman" w:eastAsia="黑体"/>
-          <w:b w:val="0"/>
-          <w:color w:val="888888"/>
-          <w:sz w:val="24"/>
-        </w:rPr>
-        <w:t>外卖 3000 元榴莲实付 20 多元：商家空单交易骗取平台补贴 110 多万元，14 人落网</w:t>
-      </w:r>
-    </w:p>
-    <w:p>
-      <w:r>
-        <w:rPr>
-          <w:rFonts w:ascii="Times New Roman" w:hAnsi="Times New Roman" w:eastAsia="宋体"/>
-          <w:color w:val="888888"/>
-          <w:sz w:val="18"/>
-        </w:rPr>
-        <w:t>来源:IT之家 | 时间:10-18 09:30</w:t>
-      </w:r>
-    </w:p>
-    <w:p>
-      <w:r>
-        <w:rPr>
-          <w:rFonts w:ascii="Times New Roman" w:hAnsi="Times New Roman" w:eastAsia="宋体"/>
-          <w:sz w:val="18"/>
-        </w:rPr>
-        <w:t>链接:</w:t>
-      </w:r>
-      <w:hyperlink r:id="rId34">
-        <w:r>
-          <w:rPr>
-            <w:color w:val="0563C1"/>
-            <w:u w:val="single"/>
-          </w:rPr>
-          <w:t>外卖 3000 元榴莲实付 20 多元：商家空单交易骗取平台补贴 110 多万元，14 人落网</w:t>
-        </w:r>
-      </w:hyperlink>
     </w:p>
     <w:p>
       <w:pPr>
@@ -1449,7 +842,7 @@
           <w:color w:val="888888"/>
           <w:sz w:val="24"/>
         </w:rPr>
-        <w:t>荣耀 WIN2 手机搭载电竞 WIN 键：3 档可调震动、响应灵敏度，支持游戏内自由映射键位</w:t>
+        <w:t>消息称索尼第一方游戏《羊蹄山之魂》销量约 540 万份，收入达 4.07 亿美元</w:t>
       </w:r>
     </w:p>
     <w:p>
@@ -1459,7 +852,619 @@
           <w:color w:val="888888"/>
           <w:sz w:val="18"/>
         </w:rPr>
-        <w:t>来源:IT之家 | 时间:10-18 09:18</w:t>
+        <w:t>来源:IT之家 | 时间:10-18 19:54</w:t>
+      </w:r>
+    </w:p>
+    <w:p>
+      <w:r>
+        <w:rPr>
+          <w:rFonts w:ascii="Times New Roman" w:hAnsi="Times New Roman" w:eastAsia="宋体"/>
+          <w:sz w:val="18"/>
+        </w:rPr>
+        <w:t>链接:</w:t>
+      </w:r>
+      <w:hyperlink r:id="rId23">
+        <w:r>
+          <w:rPr>
+            <w:color w:val="0563C1"/>
+            <w:u w:val="single"/>
+          </w:rPr>
+          <w:t>消息称索尼第一方游戏《羊蹄山之魂》销量约 540 万份，收入达 4.07 亿美元</w:t>
+        </w:r>
+      </w:hyperlink>
+    </w:p>
+    <w:p>
+      <w:pPr>
+        <w:pStyle w:val="Heading3"/>
+      </w:pPr>
+      <w:r>
+        <w:rPr>
+          <w:rFonts w:ascii="Times New Roman" w:hAnsi="Times New Roman" w:eastAsia="黑体"/>
+          <w:b w:val="0"/>
+          <w:color w:val="888888"/>
+          <w:sz w:val="24"/>
+        </w:rPr>
+        <w:t>【C级·参考】</w:t>
+      </w:r>
+      <w:r>
+        <w:rPr>
+          <w:rFonts w:ascii="Times New Roman" w:hAnsi="Times New Roman" w:eastAsia="黑体"/>
+          <w:b w:val="0"/>
+          <w:color w:val="888888"/>
+          <w:sz w:val="24"/>
+        </w:rPr>
+        <w:t>联想拯救者 27Q-20 电竞显示器发布：2K 320Hz 原生高刷，到手价 1149 元</w:t>
+      </w:r>
+    </w:p>
+    <w:p>
+      <w:r>
+        <w:rPr>
+          <w:rFonts w:ascii="Times New Roman" w:hAnsi="Times New Roman" w:eastAsia="宋体"/>
+          <w:color w:val="888888"/>
+          <w:sz w:val="18"/>
+        </w:rPr>
+        <w:t>来源:IT之家 | 时间:10-18 19:47</w:t>
+      </w:r>
+    </w:p>
+    <w:p>
+      <w:r>
+        <w:rPr>
+          <w:rFonts w:ascii="Times New Roman" w:hAnsi="Times New Roman" w:eastAsia="宋体"/>
+          <w:sz w:val="18"/>
+        </w:rPr>
+        <w:t>链接:</w:t>
+      </w:r>
+      <w:hyperlink r:id="rId24">
+        <w:r>
+          <w:rPr>
+            <w:color w:val="0563C1"/>
+            <w:u w:val="single"/>
+          </w:rPr>
+          <w:t>联想拯救者 27Q-20 电竞显示器发布：2K 320Hz 原生高刷，到手价 1149 元</w:t>
+        </w:r>
+      </w:hyperlink>
+    </w:p>
+    <w:p>
+      <w:pPr>
+        <w:pStyle w:val="Heading3"/>
+      </w:pPr>
+      <w:r>
+        <w:rPr>
+          <w:rFonts w:ascii="Times New Roman" w:hAnsi="Times New Roman" w:eastAsia="黑体"/>
+          <w:b w:val="0"/>
+          <w:color w:val="888888"/>
+          <w:sz w:val="24"/>
+        </w:rPr>
+        <w:t>【C级·参考】</w:t>
+      </w:r>
+      <w:r>
+        <w:rPr>
+          <w:rFonts w:ascii="Times New Roman" w:hAnsi="Times New Roman" w:eastAsia="黑体"/>
+          <w:b w:val="0"/>
+          <w:color w:val="888888"/>
+          <w:sz w:val="24"/>
+        </w:rPr>
+        <w:t>微软 XBOX 招聘“实体游戏供应策略师”，引玩家猜测</w:t>
+      </w:r>
+    </w:p>
+    <w:p>
+      <w:r>
+        <w:rPr>
+          <w:rFonts w:ascii="Times New Roman" w:hAnsi="Times New Roman" w:eastAsia="宋体"/>
+          <w:color w:val="888888"/>
+          <w:sz w:val="18"/>
+        </w:rPr>
+        <w:t>来源:IT之家 | 时间:10-18 19:45</w:t>
+      </w:r>
+    </w:p>
+    <w:p>
+      <w:r>
+        <w:rPr>
+          <w:rFonts w:ascii="Times New Roman" w:hAnsi="Times New Roman" w:eastAsia="宋体"/>
+          <w:sz w:val="18"/>
+        </w:rPr>
+        <w:t>链接:</w:t>
+      </w:r>
+      <w:hyperlink r:id="rId25">
+        <w:r>
+          <w:rPr>
+            <w:color w:val="0563C1"/>
+            <w:u w:val="single"/>
+          </w:rPr>
+          <w:t>微软 XBOX 招聘“实体游戏供应策略师”，引玩家猜测</w:t>
+        </w:r>
+      </w:hyperlink>
+    </w:p>
+    <w:p>
+      <w:pPr>
+        <w:pStyle w:val="Heading3"/>
+      </w:pPr>
+      <w:r>
+        <w:rPr>
+          <w:rFonts w:ascii="Times New Roman" w:hAnsi="Times New Roman" w:eastAsia="黑体"/>
+          <w:b w:val="0"/>
+          <w:color w:val="888888"/>
+          <w:sz w:val="24"/>
+        </w:rPr>
+        <w:t>【C级·参考】</w:t>
+      </w:r>
+      <w:r>
+        <w:rPr>
+          <w:rFonts w:ascii="Times New Roman" w:hAnsi="Times New Roman" w:eastAsia="黑体"/>
+          <w:b w:val="0"/>
+          <w:color w:val="888888"/>
+          <w:sz w:val="24"/>
+        </w:rPr>
+        <w:t>数毛社：《GTA6》发售预告片并未采用 QSSR 技术，游戏原始剪辑素材应为 1440P 分辨率</w:t>
+      </w:r>
+    </w:p>
+    <w:p>
+      <w:r>
+        <w:rPr>
+          <w:rFonts w:ascii="Times New Roman" w:hAnsi="Times New Roman" w:eastAsia="宋体"/>
+          <w:color w:val="888888"/>
+          <w:sz w:val="18"/>
+        </w:rPr>
+        <w:t>来源:IT之家 | 时间:10-18 19:26</w:t>
+      </w:r>
+    </w:p>
+    <w:p>
+      <w:r>
+        <w:rPr>
+          <w:rFonts w:ascii="Times New Roman" w:hAnsi="Times New Roman" w:eastAsia="宋体"/>
+          <w:sz w:val="18"/>
+        </w:rPr>
+        <w:t>链接:</w:t>
+      </w:r>
+      <w:hyperlink r:id="rId26">
+        <w:r>
+          <w:rPr>
+            <w:color w:val="0563C1"/>
+            <w:u w:val="single"/>
+          </w:rPr>
+          <w:t>数毛社：《GTA6》发售预告片并未采用 QSSR 技术，游戏原始剪辑素材应为 1440P 分辨率</w:t>
+        </w:r>
+      </w:hyperlink>
+    </w:p>
+    <w:p>
+      <w:pPr>
+        <w:pStyle w:val="Heading3"/>
+      </w:pPr>
+      <w:r>
+        <w:rPr>
+          <w:rFonts w:ascii="Times New Roman" w:hAnsi="Times New Roman" w:eastAsia="黑体"/>
+          <w:b w:val="0"/>
+          <w:color w:val="888888"/>
+          <w:sz w:val="24"/>
+        </w:rPr>
+        <w:t>【C级·参考】</w:t>
+      </w:r>
+      <w:r>
+        <w:rPr>
+          <w:rFonts w:ascii="Times New Roman" w:hAnsi="Times New Roman" w:eastAsia="黑体"/>
+          <w:b w:val="0"/>
+          <w:color w:val="888888"/>
+          <w:sz w:val="24"/>
+        </w:rPr>
+        <w:t>开源项目 Husk 2.0 公布：利用自研翻译层让苹果 iPhone 运行 Android 游戏，兼容超 150 款应用</w:t>
+      </w:r>
+    </w:p>
+    <w:p>
+      <w:r>
+        <w:rPr>
+          <w:rFonts w:ascii="Times New Roman" w:hAnsi="Times New Roman" w:eastAsia="宋体"/>
+          <w:color w:val="888888"/>
+          <w:sz w:val="18"/>
+        </w:rPr>
+        <w:t>来源:IT之家 | 时间:10-18 19:06</w:t>
+      </w:r>
+    </w:p>
+    <w:p>
+      <w:r>
+        <w:rPr>
+          <w:rFonts w:ascii="Times New Roman" w:hAnsi="Times New Roman" w:eastAsia="宋体"/>
+          <w:sz w:val="18"/>
+        </w:rPr>
+        <w:t>链接:</w:t>
+      </w:r>
+      <w:hyperlink r:id="rId27">
+        <w:r>
+          <w:rPr>
+            <w:color w:val="0563C1"/>
+            <w:u w:val="single"/>
+          </w:rPr>
+          <w:t>开源项目 Husk 2.0 公布：利用自研翻译层让苹果 iPhone 运行 Android 游戏，兼容超 150 款应用</w:t>
+        </w:r>
+      </w:hyperlink>
+    </w:p>
+    <w:p>
+      <w:pPr>
+        <w:pStyle w:val="Heading3"/>
+      </w:pPr>
+      <w:r>
+        <w:rPr>
+          <w:rFonts w:ascii="Times New Roman" w:hAnsi="Times New Roman" w:eastAsia="黑体"/>
+          <w:b w:val="0"/>
+          <w:color w:val="888888"/>
+          <w:sz w:val="24"/>
+        </w:rPr>
+        <w:t>【C级·参考】</w:t>
+      </w:r>
+      <w:r>
+        <w:rPr>
+          <w:rFonts w:ascii="Times New Roman" w:hAnsi="Times New Roman" w:eastAsia="黑体"/>
+          <w:b w:val="0"/>
+          <w:color w:val="888888"/>
+          <w:sz w:val="24"/>
+        </w:rPr>
+        <w:t>硬件设计解谜游戏《绘芯：造出你的第一颗 GPU》试玩版上线 Steam，游戏明年第一季度发售</w:t>
+      </w:r>
+    </w:p>
+    <w:p>
+      <w:r>
+        <w:rPr>
+          <w:rFonts w:ascii="Times New Roman" w:hAnsi="Times New Roman" w:eastAsia="宋体"/>
+          <w:color w:val="888888"/>
+          <w:sz w:val="18"/>
+        </w:rPr>
+        <w:t>来源:IT之家 | 时间:10-18 18:36</w:t>
+      </w:r>
+    </w:p>
+    <w:p>
+      <w:r>
+        <w:rPr>
+          <w:rFonts w:ascii="Times New Roman" w:hAnsi="Times New Roman" w:eastAsia="宋体"/>
+          <w:sz w:val="18"/>
+        </w:rPr>
+        <w:t>链接:</w:t>
+      </w:r>
+      <w:hyperlink r:id="rId28">
+        <w:r>
+          <w:rPr>
+            <w:color w:val="0563C1"/>
+            <w:u w:val="single"/>
+          </w:rPr>
+          <w:t>硬件设计解谜游戏《绘芯：造出你的第一颗 GPU》试玩版上线 Steam，游戏明年第一季度发售</w:t>
+        </w:r>
+      </w:hyperlink>
+    </w:p>
+    <w:p>
+      <w:pPr>
+        <w:pStyle w:val="Heading3"/>
+      </w:pPr>
+      <w:r>
+        <w:rPr>
+          <w:rFonts w:ascii="Times New Roman" w:hAnsi="Times New Roman" w:eastAsia="黑体"/>
+          <w:b w:val="0"/>
+          <w:color w:val="888888"/>
+          <w:sz w:val="24"/>
+        </w:rPr>
+        <w:t>【C级·参考】</w:t>
+      </w:r>
+      <w:r>
+        <w:rPr>
+          <w:rFonts w:ascii="Times New Roman" w:hAnsi="Times New Roman" w:eastAsia="黑体"/>
+          <w:b w:val="0"/>
+          <w:color w:val="888888"/>
+          <w:sz w:val="24"/>
+        </w:rPr>
+        <w:t>动视：《使命召唤：现代战争 4》将为《现代战争》系列游戏画上句号</w:t>
+      </w:r>
+    </w:p>
+    <w:p>
+      <w:r>
+        <w:rPr>
+          <w:rFonts w:ascii="Times New Roman" w:hAnsi="Times New Roman" w:eastAsia="宋体"/>
+          <w:color w:val="888888"/>
+          <w:sz w:val="18"/>
+        </w:rPr>
+        <w:t>来源:IT之家 | 时间:10-18 17:50</w:t>
+      </w:r>
+    </w:p>
+    <w:p>
+      <w:r>
+        <w:rPr>
+          <w:rFonts w:ascii="Times New Roman" w:hAnsi="Times New Roman" w:eastAsia="宋体"/>
+          <w:sz w:val="18"/>
+        </w:rPr>
+        <w:t>链接:</w:t>
+      </w:r>
+      <w:hyperlink r:id="rId29">
+        <w:r>
+          <w:rPr>
+            <w:color w:val="0563C1"/>
+            <w:u w:val="single"/>
+          </w:rPr>
+          <w:t>动视：《使命召唤：现代战争 4》将为《现代战争》系列游戏画上句号</w:t>
+        </w:r>
+      </w:hyperlink>
+    </w:p>
+    <w:p>
+      <w:pPr>
+        <w:pStyle w:val="Heading3"/>
+      </w:pPr>
+      <w:r>
+        <w:rPr>
+          <w:rFonts w:ascii="Times New Roman" w:hAnsi="Times New Roman" w:eastAsia="黑体"/>
+          <w:b w:val="0"/>
+          <w:color w:val="888888"/>
+          <w:sz w:val="24"/>
+        </w:rPr>
+        <w:t>【C级·参考】</w:t>
+      </w:r>
+      <w:r>
+        <w:rPr>
+          <w:rFonts w:ascii="Times New Roman" w:hAnsi="Times New Roman" w:eastAsia="黑体"/>
+          <w:b w:val="0"/>
+          <w:color w:val="888888"/>
+          <w:sz w:val="24"/>
+        </w:rPr>
+        <w:t>《控制：共振》游戏发售三周后，销量突破 100 万份</w:t>
+      </w:r>
+    </w:p>
+    <w:p>
+      <w:r>
+        <w:rPr>
+          <w:rFonts w:ascii="Times New Roman" w:hAnsi="Times New Roman" w:eastAsia="宋体"/>
+          <w:color w:val="888888"/>
+          <w:sz w:val="18"/>
+        </w:rPr>
+        <w:t>来源:IT之家 | 时间:10-18 17:35</w:t>
+      </w:r>
+    </w:p>
+    <w:p>
+      <w:r>
+        <w:rPr>
+          <w:rFonts w:ascii="Times New Roman" w:hAnsi="Times New Roman" w:eastAsia="宋体"/>
+          <w:sz w:val="18"/>
+        </w:rPr>
+        <w:t>链接:</w:t>
+      </w:r>
+      <w:hyperlink r:id="rId30">
+        <w:r>
+          <w:rPr>
+            <w:color w:val="0563C1"/>
+            <w:u w:val="single"/>
+          </w:rPr>
+          <w:t>《控制：共振》游戏发售三周后，销量突破 100 万份</w:t>
+        </w:r>
+      </w:hyperlink>
+    </w:p>
+    <w:p>
+      <w:pPr>
+        <w:pStyle w:val="Heading3"/>
+      </w:pPr>
+      <w:r>
+        <w:rPr>
+          <w:rFonts w:ascii="Times New Roman" w:hAnsi="Times New Roman" w:eastAsia="黑体"/>
+          <w:b w:val="0"/>
+          <w:color w:val="888888"/>
+          <w:sz w:val="24"/>
+        </w:rPr>
+        <w:t>【C级·参考】</w:t>
+      </w:r>
+      <w:r>
+        <w:rPr>
+          <w:rFonts w:ascii="Times New Roman" w:hAnsi="Times New Roman" w:eastAsia="黑体"/>
+          <w:b w:val="0"/>
+          <w:color w:val="888888"/>
+          <w:sz w:val="24"/>
+        </w:rPr>
+        <w:t>《GTA6》游戏将包含数百个可探索室内空间，叙事手法更接近《荒野大镖客：救赎 2》</w:t>
+      </w:r>
+    </w:p>
+    <w:p>
+      <w:r>
+        <w:rPr>
+          <w:rFonts w:ascii="Times New Roman" w:hAnsi="Times New Roman" w:eastAsia="宋体"/>
+          <w:color w:val="888888"/>
+          <w:sz w:val="18"/>
+        </w:rPr>
+        <w:t>来源:IT之家 | 时间:10-18 17:12</w:t>
+      </w:r>
+    </w:p>
+    <w:p>
+      <w:r>
+        <w:rPr>
+          <w:rFonts w:ascii="Times New Roman" w:hAnsi="Times New Roman" w:eastAsia="宋体"/>
+          <w:sz w:val="18"/>
+        </w:rPr>
+        <w:t>链接:</w:t>
+      </w:r>
+      <w:hyperlink r:id="rId31">
+        <w:r>
+          <w:rPr>
+            <w:color w:val="0563C1"/>
+            <w:u w:val="single"/>
+          </w:rPr>
+          <w:t>《GTA6》游戏将包含数百个可探索室内空间，叙事手法更接近《荒野大镖客：救赎 2》</w:t>
+        </w:r>
+      </w:hyperlink>
+    </w:p>
+    <w:p>
+      <w:pPr>
+        <w:pStyle w:val="Heading3"/>
+      </w:pPr>
+      <w:r>
+        <w:rPr>
+          <w:rFonts w:ascii="Times New Roman" w:hAnsi="Times New Roman" w:eastAsia="黑体"/>
+          <w:b w:val="0"/>
+          <w:color w:val="888888"/>
+          <w:sz w:val="24"/>
+        </w:rPr>
+        <w:t>【C级·参考】</w:t>
+      </w:r>
+      <w:r>
+        <w:rPr>
+          <w:rFonts w:ascii="Times New Roman" w:hAnsi="Times New Roman" w:eastAsia="黑体"/>
+          <w:b w:val="0"/>
+          <w:color w:val="888888"/>
+          <w:sz w:val="24"/>
+        </w:rPr>
+        <w:t>米哈游《绝区零》游戏 3.3 版本将适配苹果 iPhone Duo</w:t>
+      </w:r>
+    </w:p>
+    <w:p>
+      <w:r>
+        <w:rPr>
+          <w:rFonts w:ascii="Times New Roman" w:hAnsi="Times New Roman" w:eastAsia="宋体"/>
+          <w:color w:val="888888"/>
+          <w:sz w:val="18"/>
+        </w:rPr>
+        <w:t>来源:IT之家 | 时间:10-18 15:47</w:t>
+      </w:r>
+    </w:p>
+    <w:p>
+      <w:r>
+        <w:rPr>
+          <w:rFonts w:ascii="Times New Roman" w:hAnsi="Times New Roman" w:eastAsia="宋体"/>
+          <w:sz w:val="18"/>
+        </w:rPr>
+        <w:t>链接:</w:t>
+      </w:r>
+      <w:hyperlink r:id="rId32">
+        <w:r>
+          <w:rPr>
+            <w:color w:val="0563C1"/>
+            <w:u w:val="single"/>
+          </w:rPr>
+          <w:t>米哈游《绝区零》游戏 3.3 版本将适配苹果 iPhone Duo</w:t>
+        </w:r>
+      </w:hyperlink>
+    </w:p>
+    <w:p>
+      <w:pPr>
+        <w:pStyle w:val="Heading3"/>
+      </w:pPr>
+      <w:r>
+        <w:rPr>
+          <w:rFonts w:ascii="Times New Roman" w:hAnsi="Times New Roman" w:eastAsia="黑体"/>
+          <w:b w:val="0"/>
+          <w:color w:val="888888"/>
+          <w:sz w:val="24"/>
+        </w:rPr>
+        <w:t>【C级·参考】</w:t>
+      </w:r>
+      <w:r>
+        <w:rPr>
+          <w:rFonts w:ascii="Times New Roman" w:hAnsi="Times New Roman" w:eastAsia="黑体"/>
+          <w:b w:val="0"/>
+          <w:color w:val="888888"/>
+          <w:sz w:val="24"/>
+        </w:rPr>
+        <w:t>《GTA6》游戏获日本 CERO Z 评级，部分媒体担忧其内容可能被删减</w:t>
+      </w:r>
+    </w:p>
+    <w:p>
+      <w:r>
+        <w:rPr>
+          <w:rFonts w:ascii="Times New Roman" w:hAnsi="Times New Roman" w:eastAsia="宋体"/>
+          <w:color w:val="888888"/>
+          <w:sz w:val="18"/>
+        </w:rPr>
+        <w:t>来源:IT之家 | 时间:10-18 15:28</w:t>
+      </w:r>
+    </w:p>
+    <w:p>
+      <w:r>
+        <w:rPr>
+          <w:rFonts w:ascii="Times New Roman" w:hAnsi="Times New Roman" w:eastAsia="宋体"/>
+          <w:sz w:val="18"/>
+        </w:rPr>
+        <w:t>链接:</w:t>
+      </w:r>
+      <w:hyperlink r:id="rId33">
+        <w:r>
+          <w:rPr>
+            <w:color w:val="0563C1"/>
+            <w:u w:val="single"/>
+          </w:rPr>
+          <w:t>《GTA6》游戏获日本 CERO Z 评级，部分媒体担忧其内容可能被删减</w:t>
+        </w:r>
+      </w:hyperlink>
+    </w:p>
+    <w:p>
+      <w:pPr>
+        <w:pStyle w:val="Heading3"/>
+      </w:pPr>
+      <w:r>
+        <w:rPr>
+          <w:rFonts w:ascii="Times New Roman" w:hAnsi="Times New Roman" w:eastAsia="黑体"/>
+          <w:b w:val="0"/>
+          <w:color w:val="888888"/>
+          <w:sz w:val="24"/>
+        </w:rPr>
+        <w:t>【C级·参考】</w:t>
+      </w:r>
+      <w:r>
+        <w:rPr>
+          <w:rFonts w:ascii="Times New Roman" w:hAnsi="Times New Roman" w:eastAsia="黑体"/>
+          <w:b w:val="0"/>
+          <w:color w:val="888888"/>
+          <w:sz w:val="24"/>
+        </w:rPr>
+        <w:t>经典 VR 游戏《亚利桑那阳光》重制版开启预购：无需头显也能玩，Steam 国区 78.4 元</w:t>
+      </w:r>
+    </w:p>
+    <w:p>
+      <w:r>
+        <w:rPr>
+          <w:rFonts w:ascii="Times New Roman" w:hAnsi="Times New Roman" w:eastAsia="宋体"/>
+          <w:color w:val="888888"/>
+          <w:sz w:val="18"/>
+        </w:rPr>
+        <w:t>来源:IT之家 | 时间:10-18 15:02</w:t>
+      </w:r>
+    </w:p>
+    <w:p>
+      <w:r>
+        <w:rPr>
+          <w:rFonts w:ascii="Times New Roman" w:hAnsi="Times New Roman" w:eastAsia="宋体"/>
+          <w:sz w:val="18"/>
+        </w:rPr>
+        <w:t>链接:</w:t>
+      </w:r>
+      <w:hyperlink r:id="rId34">
+        <w:r>
+          <w:rPr>
+            <w:color w:val="0563C1"/>
+            <w:u w:val="single"/>
+          </w:rPr>
+          <w:t>经典 VR 游戏《亚利桑那阳光》重制版开启预购：无需头显也能玩，Steam 国区 78.4 元</w:t>
+        </w:r>
+      </w:hyperlink>
+    </w:p>
+    <w:p>
+      <w:pPr>
+        <w:pStyle w:val="Heading3"/>
+      </w:pPr>
+      <w:r>
+        <w:rPr>
+          <w:rFonts w:ascii="Times New Roman" w:hAnsi="Times New Roman" w:eastAsia="黑体"/>
+          <w:b w:val="0"/>
+          <w:color w:val="888888"/>
+          <w:sz w:val="24"/>
+        </w:rPr>
+        <w:t>【C级·参考】</w:t>
+      </w:r>
+      <w:r>
+        <w:rPr>
+          <w:rFonts w:ascii="Times New Roman" w:hAnsi="Times New Roman" w:eastAsia="黑体"/>
+          <w:b w:val="0"/>
+          <w:color w:val="888888"/>
+          <w:sz w:val="24"/>
+        </w:rPr>
+        <w:t>迈从 K5 轻量化抓握电竞鼠标售罄，明日开启第二批预订</w:t>
+      </w:r>
+    </w:p>
+    <w:p>
+      <w:r>
+        <w:rPr>
+          <w:rFonts w:ascii="Times New Roman" w:hAnsi="Times New Roman" w:eastAsia="宋体"/>
+          <w:color w:val="888888"/>
+          <w:sz w:val="18"/>
+        </w:rPr>
+        <w:t>来源:IT之家 | 时间:10-18 14:58</w:t>
       </w:r>
     </w:p>
     <w:p>
@@ -1476,7 +1481,7 @@
             <w:color w:val="0563C1"/>
             <w:u w:val="single"/>
           </w:rPr>
-          <w:t>荣耀 WIN2 手机搭载电竞 WIN 键：3 档可调震动、响应灵敏度，支持游戏内自由映射键位</w:t>
+          <w:t>迈从 K5 轻量化抓握电竞鼠标售罄，明日开启第二批预订</w:t>
         </w:r>
       </w:hyperlink>
     </w:p>
@@ -1512,7 +1517,7 @@
           <w:color w:val="888888"/>
           <w:sz w:val="24"/>
         </w:rPr>
-        <w:t>消息称苹果要求零售店员工劝退无预约顾客：iPhone Duo 首发日基本不卖现货</w:t>
+        <w:t>京东京造推出 Z9Pro-i 人体工学椅：自带按摩热敷功能，1549 元（国补后 1149 元）</w:t>
       </w:r>
     </w:p>
     <w:p>
@@ -1522,7 +1527,7 @@
           <w:color w:val="888888"/>
           <w:sz w:val="18"/>
         </w:rPr>
-        <w:t>来源:IT之家 | 时间:10-18 08:25</w:t>
+        <w:t>来源:IT之家 | 时间:10-18 18:23</w:t>
       </w:r>
     </w:p>
     <w:p>
@@ -1539,7 +1544,109 @@
             <w:color w:val="0563C1"/>
             <w:u w:val="single"/>
           </w:rPr>
-          <w:t>消息称苹果要求零售店员工劝退无预约顾客：iPhone Duo 首发日基本不卖现货</w:t>
+          <w:t>京东京造推出 Z9Pro-i 人体工学椅：自带按摩热敷功能，1549 元（国补后 1149 元）</w:t>
+        </w:r>
+      </w:hyperlink>
+    </w:p>
+    <w:p>
+      <w:pPr>
+        <w:pStyle w:val="Heading3"/>
+      </w:pPr>
+      <w:r>
+        <w:rPr>
+          <w:rFonts w:ascii="Times New Roman" w:hAnsi="Times New Roman" w:eastAsia="黑体"/>
+          <w:b w:val="0"/>
+          <w:color w:val="888888"/>
+          <w:sz w:val="24"/>
+        </w:rPr>
+        <w:t>【C级·参考】</w:t>
+      </w:r>
+      <w:r>
+        <w:rPr>
+          <w:rFonts w:ascii="Times New Roman" w:hAnsi="Times New Roman" w:eastAsia="黑体"/>
+          <w:b w:val="0"/>
+          <w:color w:val="888888"/>
+          <w:sz w:val="24"/>
+        </w:rPr>
+        <w:t>印度推迟 UPI 统一支付接口大额交易手续费实施时间，拟于 11 月 8 日排灯节消费季后正式生效</w:t>
+      </w:r>
+    </w:p>
+    <w:p>
+      <w:r>
+        <w:rPr>
+          <w:rFonts w:ascii="Times New Roman" w:hAnsi="Times New Roman" w:eastAsia="宋体"/>
+          <w:color w:val="888888"/>
+          <w:sz w:val="18"/>
+        </w:rPr>
+        <w:t>来源:IT之家 | 时间:10-18 16:03</w:t>
+      </w:r>
+    </w:p>
+    <w:p>
+      <w:r>
+        <w:rPr>
+          <w:rFonts w:ascii="Times New Roman" w:hAnsi="Times New Roman" w:eastAsia="宋体"/>
+          <w:sz w:val="18"/>
+        </w:rPr>
+        <w:t>链接:</w:t>
+      </w:r>
+      <w:hyperlink r:id="rId37">
+        <w:r>
+          <w:rPr>
+            <w:color w:val="0563C1"/>
+            <w:u w:val="single"/>
+          </w:rPr>
+          <w:t>印度推迟 UPI 统一支付接口大额交易手续费实施时间，拟于 11 月 8 日排灯节消费季后正式生效</w:t>
+        </w:r>
+      </w:hyperlink>
+    </w:p>
+    <w:p>
+      <w:pPr>
+        <w:pStyle w:val="Heading3"/>
+      </w:pPr>
+      <w:r>
+        <w:rPr>
+          <w:rFonts w:ascii="Times New Roman" w:hAnsi="Times New Roman" w:eastAsia="黑体"/>
+          <w:b w:val="0"/>
+          <w:color w:val="888888"/>
+          <w:sz w:val="24"/>
+        </w:rPr>
+        <w:t>【C级·参考】</w:t>
+      </w:r>
+      <w:r>
+        <w:rPr>
+          <w:rFonts w:ascii="Times New Roman" w:hAnsi="Times New Roman" w:eastAsia="黑体"/>
+          <w:b w:val="0"/>
+          <w:color w:val="888888"/>
+          <w:sz w:val="24"/>
+        </w:rPr>
+        <w:t>KTC 推出“27M2Pro”27 英寸显示器：2K 540Hz/720P 1000Hz 双模，3332 元（国补后 2998 元）</w:t>
+      </w:r>
+    </w:p>
+    <w:p>
+      <w:r>
+        <w:rPr>
+          <w:rFonts w:ascii="Times New Roman" w:hAnsi="Times New Roman" w:eastAsia="宋体"/>
+          <w:color w:val="888888"/>
+          <w:sz w:val="18"/>
+        </w:rPr>
+        <w:t>来源:IT之家 | 时间:10-18 14:43</w:t>
+      </w:r>
+    </w:p>
+    <w:p>
+      <w:r>
+        <w:rPr>
+          <w:rFonts w:ascii="Times New Roman" w:hAnsi="Times New Roman" w:eastAsia="宋体"/>
+          <w:sz w:val="18"/>
+        </w:rPr>
+        <w:t>链接:</w:t>
+      </w:r>
+      <w:hyperlink r:id="rId38">
+        <w:r>
+          <w:rPr>
+            <w:color w:val="0563C1"/>
+            <w:u w:val="single"/>
+          </w:rPr>
+          <w:t>KTC 推出“27M2Pro”27 英寸显示器：2K 540Hz/720P 1000Hz 双模，3332 元（国补后 2998 元）</w:t>
         </w:r>
       </w:hyperlink>
     </w:p>
@@ -1569,7 +1676,7 @@
           <w:rFonts w:ascii="Times New Roman" w:hAnsi="Times New Roman" w:eastAsia="宋体"/>
           <w:sz w:val="18"/>
         </w:rPr>
-        <w:t>IT之家(60)、GameLook(0)、HackerNews(2)、Bing新闻(6)</w:t>
+        <w:t>IT之家(60)、GameLook(0)、HackerNews(4)、Bing新闻(5)</w:t>
       </w:r>
     </w:p>
     <w:p>

--- a/briefings/线口监测午报-2026-10-18.docx
+++ b/briefings/线口监测午报-2026-10-18.docx
@@ -22,7 +22,7 @@
           <w:color w:val="888888"/>
           <w:sz w:val="18"/>
         </w:rPr>
-        <w:t>监测窗口:近48小时 | 生成时间:2026-10-18 20:01</w:t>
+        <w:t>监测窗口:近48小时 | 生成时间:2026-10-18 20:34</w:t>
       </w:r>
     </w:p>
     <w:p>
@@ -70,6 +70,57 @@
           <w:color w:val="888888"/>
           <w:sz w:val="24"/>
         </w:rPr>
+        <w:t>研究人员让 6 款 AI 智能体尝试“追回火车票退款”，暴露模型使用激进方式执行任务风险</w:t>
+      </w:r>
+    </w:p>
+    <w:p>
+      <w:r>
+        <w:rPr>
+          <w:rFonts w:ascii="Times New Roman" w:hAnsi="Times New Roman" w:eastAsia="宋体"/>
+          <w:color w:val="888888"/>
+          <w:sz w:val="18"/>
+        </w:rPr>
+        <w:t>来源:IT之家 | 时间:10-18 20:21</w:t>
+      </w:r>
+    </w:p>
+    <w:p>
+      <w:r>
+        <w:rPr>
+          <w:rFonts w:ascii="Times New Roman" w:hAnsi="Times New Roman" w:eastAsia="宋体"/>
+          <w:sz w:val="18"/>
+        </w:rPr>
+        <w:t>链接:</w:t>
+      </w:r>
+      <w:hyperlink r:id="rId9">
+        <w:r>
+          <w:rPr>
+            <w:color w:val="0563C1"/>
+            <w:u w:val="single"/>
+          </w:rPr>
+          <w:t>研究人员让 6 款 AI 智能体尝试“追回火车票退款”，暴露模型使用激进方式执行任务风险</w:t>
+        </w:r>
+      </w:hyperlink>
+    </w:p>
+    <w:p>
+      <w:pPr>
+        <w:pStyle w:val="Heading3"/>
+      </w:pPr>
+      <w:r>
+        <w:rPr>
+          <w:rFonts w:ascii="Times New Roman" w:hAnsi="Times New Roman" w:eastAsia="黑体"/>
+          <w:b w:val="0"/>
+          <w:color w:val="888888"/>
+          <w:sz w:val="24"/>
+        </w:rPr>
+        <w:t>【C级·参考】</w:t>
+      </w:r>
+      <w:r>
+        <w:rPr>
+          <w:rFonts w:ascii="Times New Roman" w:hAnsi="Times New Roman" w:eastAsia="黑体"/>
+          <w:b w:val="0"/>
+          <w:color w:val="888888"/>
+          <w:sz w:val="24"/>
+        </w:rPr>
         <w:t>DeepSeek API 已支持网页搜索和抓取，单价为每 1000 次成功请求 5 元</w:t>
       </w:r>
     </w:p>
@@ -91,7 +142,7 @@
         </w:rPr>
         <w:t>链接:</w:t>
       </w:r>
-      <w:hyperlink r:id="rId9">
+      <w:hyperlink r:id="rId10">
         <w:r>
           <w:rPr>
             <w:color w:val="0563C1"/>
@@ -142,7 +193,7 @@
         </w:rPr>
         <w:t>链接:</w:t>
       </w:r>
-      <w:hyperlink r:id="rId10">
+      <w:hyperlink r:id="rId11">
         <w:r>
           <w:rPr>
             <w:color w:val="0563C1"/>
@@ -193,7 +244,7 @@
         </w:rPr>
         <w:t>链接:</w:t>
       </w:r>
-      <w:hyperlink r:id="rId11">
+      <w:hyperlink r:id="rId12">
         <w:r>
           <w:rPr>
             <w:color w:val="0563C1"/>
@@ -244,7 +295,7 @@
         </w:rPr>
         <w:t>链接:</w:t>
       </w:r>
-      <w:hyperlink r:id="rId12">
+      <w:hyperlink r:id="rId13">
         <w:r>
           <w:rPr>
             <w:color w:val="0563C1"/>
@@ -295,7 +346,7 @@
         </w:rPr>
         <w:t>链接:</w:t>
       </w:r>
-      <w:hyperlink r:id="rId13">
+      <w:hyperlink r:id="rId14">
         <w:r>
           <w:rPr>
             <w:color w:val="0563C1"/>
@@ -346,7 +397,7 @@
         </w:rPr>
         <w:t>链接:</w:t>
       </w:r>
-      <w:hyperlink r:id="rId14">
+      <w:hyperlink r:id="rId15">
         <w:r>
           <w:rPr>
             <w:color w:val="0563C1"/>
@@ -397,64 +448,13 @@
         </w:rPr>
         <w:t>链接:</w:t>
       </w:r>
-      <w:hyperlink r:id="rId15">
+      <w:hyperlink r:id="rId16">
         <w:r>
           <w:rPr>
             <w:color w:val="0563C1"/>
             <w:u w:val="single"/>
           </w:rPr>
           <w:t>Anthropic 与律所商讨 AI 代理谈判规则：可替用户砍价、处理纠纷或谈薪资</w:t>
-        </w:r>
-      </w:hyperlink>
-    </w:p>
-    <w:p>
-      <w:pPr>
-        <w:pStyle w:val="Heading3"/>
-      </w:pPr>
-      <w:r>
-        <w:rPr>
-          <w:rFonts w:ascii="Times New Roman" w:hAnsi="Times New Roman" w:eastAsia="黑体"/>
-          <w:b w:val="0"/>
-          <w:color w:val="888888"/>
-          <w:sz w:val="24"/>
-        </w:rPr>
-        <w:t>【C级·参考】</w:t>
-      </w:r>
-      <w:r>
-        <w:rPr>
-          <w:rFonts w:ascii="Times New Roman" w:hAnsi="Times New Roman" w:eastAsia="黑体"/>
-          <w:b w:val="0"/>
-          <w:color w:val="888888"/>
-          <w:sz w:val="24"/>
-        </w:rPr>
-        <w:t>华为鸿蒙星河互联 AirPods 适配型号公布，覆盖初代至 Max 等主流机型</w:t>
-      </w:r>
-    </w:p>
-    <w:p>
-      <w:r>
-        <w:rPr>
-          <w:rFonts w:ascii="Times New Roman" w:hAnsi="Times New Roman" w:eastAsia="宋体"/>
-          <w:color w:val="888888"/>
-          <w:sz w:val="18"/>
-        </w:rPr>
-        <w:t>来源:IT之家 | 时间:10-18 14:05</w:t>
-      </w:r>
-    </w:p>
-    <w:p>
-      <w:r>
-        <w:rPr>
-          <w:rFonts w:ascii="Times New Roman" w:hAnsi="Times New Roman" w:eastAsia="宋体"/>
-          <w:sz w:val="18"/>
-        </w:rPr>
-        <w:t>链接:</w:t>
-      </w:r>
-      <w:hyperlink r:id="rId16">
-        <w:r>
-          <w:rPr>
-            <w:color w:val="0563C1"/>
-            <w:u w:val="single"/>
-          </w:rPr>
-          <w:t>华为鸿蒙星河互联 AirPods 适配型号公布，覆盖初代至 Max 等主流机型</w:t>
         </w:r>
       </w:hyperlink>
     </w:p>
@@ -682,7 +682,7 @@
           <w:color w:val="888888"/>
           <w:sz w:val="24"/>
         </w:rPr>
-        <w:t>千问华南首店落地白鹅潭 多场景体验引发打卡热潮 瞄准全龄刚需 AI眼镜加速走进日常</w:t>
+        <w:t>Pele – Mermaid diagrams as themeable SVG</w:t>
       </w:r>
     </w:p>
     <w:p>
@@ -692,7 +692,7 @@
           <w:color w:val="888888"/>
           <w:sz w:val="18"/>
         </w:rPr>
-        <w:t>来源:Bing新闻 | 时间:10-18 01:00</w:t>
+        <w:t>来源:Hacker News | 时间:10-17 23:55</w:t>
       </w:r>
     </w:p>
     <w:p>
@@ -709,7 +709,7 @@
             <w:color w:val="0563C1"/>
             <w:u w:val="single"/>
           </w:rPr>
-          <w:t>千问华南首店落地白鹅潭 多场景体验引发打卡热潮 瞄准全龄刚需 AI眼镜加速走进日常</w:t>
+          <w:t>Pele – Mermaid diagrams as themeable SVG</w:t>
         </w:r>
       </w:hyperlink>
     </w:p>
@@ -1676,7 +1676,7 @@
           <w:rFonts w:ascii="Times New Roman" w:hAnsi="Times New Roman" w:eastAsia="宋体"/>
           <w:sz w:val="18"/>
         </w:rPr>
-        <w:t>IT之家(60)、GameLook(0)、HackerNews(4)、Bing新闻(5)</w:t>
+        <w:t>IT之家(60)、GameLook(0)、HackerNews(4)、Bing新闻(4)</w:t>
       </w:r>
     </w:p>
     <w:p>
